--- a/Excel/Excel-Notes-01.docx
+++ b/Excel/Excel-Notes-01.docx
@@ -280,6 +280,514 @@
                     <a:xfrm>
                       <a:off x="0" y="0"/>
                       <a:ext cx="5943600" cy="3494405"/>
+                    </a:xfrm>
+                    <a:prstGeom prst="rect">
+                      <a:avLst/>
+                    </a:prstGeom>
+                  </pic:spPr>
+                </pic:pic>
+              </a:graphicData>
+            </a:graphic>
+          </wp:inline>
+        </w:drawing>
+      </w:r>
+    </w:p>
+    <w:p>
+      <w:pPr>
+        <w:ind w:left="720" w:firstLine="720"/>
+        <w:rPr>
+          <w:rFonts w:ascii="Sakkal Majalla" w:hAnsi="Sakkal Majalla" w:cs="Sakkal Majalla"/>
+          <w:sz w:val="28"/>
+          <w:szCs w:val="28"/>
+        </w:rPr>
+      </w:pPr>
+      <w:r>
+        <w:rPr>
+          <w:rFonts w:ascii="Sakkal Majalla" w:hAnsi="Sakkal Majalla" w:cs="Sakkal Majalla"/>
+          <w:sz w:val="28"/>
+          <w:szCs w:val="28"/>
+        </w:rPr>
+        <w:t>==========================================================</w:t>
+      </w:r>
+    </w:p>
+    <w:p>
+      <w:pPr>
+        <w:rPr>
+          <w:rFonts w:ascii="Sakkal Majalla" w:hAnsi="Sakkal Majalla" w:cs="Sakkal Majalla"/>
+          <w:sz w:val="28"/>
+          <w:szCs w:val="28"/>
+        </w:rPr>
+      </w:pPr>
+      <w:r>
+        <w:rPr>
+          <w:rFonts w:ascii="Sakkal Majalla" w:hAnsi="Sakkal Majalla" w:cs="Sakkal Majalla"/>
+          <w:sz w:val="28"/>
+          <w:szCs w:val="28"/>
+        </w:rPr>
+        <w:t>The Cell contents section of the Formula bar is important because it always shows you the contents of the cell</w:t>
+      </w:r>
+      <w:r>
+        <w:rPr>
+          <w:rFonts w:ascii="Sakkal Majalla" w:hAnsi="Sakkal Majalla" w:cs="Sakkal Majalla"/>
+          <w:sz w:val="28"/>
+          <w:szCs w:val="28"/>
+        </w:rPr>
+        <w:t xml:space="preserve">, </w:t>
+      </w:r>
+      <w:r>
+        <w:rPr>
+          <w:rFonts w:ascii="Sakkal Majalla" w:hAnsi="Sakkal Majalla" w:cs="Sakkal Majalla"/>
+          <w:sz w:val="28"/>
+          <w:szCs w:val="28"/>
+        </w:rPr>
+        <w:t xml:space="preserve">even when the worksheet does not. (When you’re dealing with a formula, Excel displays only the formula result in the cell and not the formula itself.) You can edit the contents of the cell in this area at any time. By the same token, </w:t>
+      </w:r>
+      <w:r>
+        <w:rPr>
+          <w:rFonts w:ascii="Sakkal Majalla" w:hAnsi="Sakkal Majalla" w:cs="Sakkal Majalla"/>
+          <w:b/>
+          <w:bCs/>
+          <w:color w:val="538135" w:themeColor="accent6" w:themeShade="BF"/>
+          <w:sz w:val="28"/>
+          <w:szCs w:val="28"/>
+        </w:rPr>
+        <w:t>when the Cell contents area is blank</w:t>
+      </w:r>
+      <w:r>
+        <w:rPr>
+          <w:rFonts w:ascii="Sakkal Majalla" w:hAnsi="Sakkal Majalla" w:cs="Sakkal Majalla"/>
+          <w:sz w:val="28"/>
+          <w:szCs w:val="28"/>
+        </w:rPr>
+        <w:t xml:space="preserve">, you know that </w:t>
+      </w:r>
+      <w:r>
+        <w:rPr>
+          <w:rFonts w:ascii="Sakkal Majalla" w:hAnsi="Sakkal Majalla" w:cs="Sakkal Majalla"/>
+          <w:b/>
+          <w:bCs/>
+          <w:color w:val="538135" w:themeColor="accent6" w:themeShade="BF"/>
+          <w:sz w:val="28"/>
+          <w:szCs w:val="28"/>
+        </w:rPr>
+        <w:t>the cell is empty</w:t>
+      </w:r>
+      <w:r>
+        <w:rPr>
+          <w:rFonts w:ascii="Sakkal Majalla" w:hAnsi="Sakkal Majalla" w:cs="Sakkal Majalla"/>
+          <w:color w:val="538135" w:themeColor="accent6" w:themeShade="BF"/>
+          <w:sz w:val="28"/>
+          <w:szCs w:val="28"/>
+        </w:rPr>
+        <w:t xml:space="preserve"> </w:t>
+      </w:r>
+      <w:r>
+        <w:rPr>
+          <w:rFonts w:ascii="Sakkal Majalla" w:hAnsi="Sakkal Majalla" w:cs="Sakkal Majalla"/>
+          <w:sz w:val="28"/>
+          <w:szCs w:val="28"/>
+        </w:rPr>
+        <w:t>as well</w:t>
+      </w:r>
+      <w:r>
+        <w:rPr>
+          <w:rFonts w:ascii="Sakkal Majalla" w:hAnsi="Sakkal Majalla" w:cs="Sakkal Majalla"/>
+          <w:sz w:val="28"/>
+          <w:szCs w:val="28"/>
+        </w:rPr>
+        <w:t>.</w:t>
+      </w:r>
+    </w:p>
+    <w:p>
+      <w:pPr>
+        <w:ind w:left="720" w:firstLine="720"/>
+        <w:rPr>
+          <w:rFonts w:ascii="Sakkal Majalla" w:hAnsi="Sakkal Majalla" w:cs="Sakkal Majalla"/>
+          <w:sz w:val="28"/>
+          <w:szCs w:val="28"/>
+        </w:rPr>
+      </w:pPr>
+      <w:r>
+        <w:rPr>
+          <w:rFonts w:ascii="Sakkal Majalla" w:hAnsi="Sakkal Majalla" w:cs="Sakkal Majalla"/>
+          <w:sz w:val="28"/>
+          <w:szCs w:val="28"/>
+        </w:rPr>
+        <w:t>==========================================================</w:t>
+      </w:r>
+    </w:p>
+    <w:p>
+      <w:pPr>
+        <w:rPr>
+          <w:rFonts w:ascii="Sakkal Majalla" w:hAnsi="Sakkal Majalla" w:cs="Sakkal Majalla"/>
+          <w:sz w:val="28"/>
+          <w:szCs w:val="28"/>
+        </w:rPr>
+      </w:pPr>
+      <w:r>
+        <w:rPr>
+          <w:noProof/>
+        </w:rPr>
+        <w:lastRenderedPageBreak/>
+        <w:drawing>
+          <wp:inline distT="0" distB="0" distL="0" distR="0" wp14:anchorId="77E0349B" wp14:editId="41F26A19">
+            <wp:extent cx="5943600" cy="3341370"/>
+            <wp:effectExtent l="0" t="0" r="0" b="0"/>
+            <wp:docPr id="113315050" name="Picture 1"/>
+            <wp:cNvGraphicFramePr>
+              <a:graphicFrameLocks xmlns:a="http://schemas.openxmlformats.org/drawingml/2006/main" noChangeAspect="1"/>
+            </wp:cNvGraphicFramePr>
+            <a:graphic xmlns:a="http://schemas.openxmlformats.org/drawingml/2006/main">
+              <a:graphicData uri="http://schemas.openxmlformats.org/drawingml/2006/picture">
+                <pic:pic xmlns:pic="http://schemas.openxmlformats.org/drawingml/2006/picture">
+                  <pic:nvPicPr>
+                    <pic:cNvPr id="113315050" name=""/>
+                    <pic:cNvPicPr/>
+                  </pic:nvPicPr>
+                  <pic:blipFill>
+                    <a:blip r:embed="rId7"/>
+                    <a:stretch>
+                      <a:fillRect/>
+                    </a:stretch>
+                  </pic:blipFill>
+                  <pic:spPr>
+                    <a:xfrm>
+                      <a:off x="0" y="0"/>
+                      <a:ext cx="5943600" cy="3341370"/>
+                    </a:xfrm>
+                    <a:prstGeom prst="rect">
+                      <a:avLst/>
+                    </a:prstGeom>
+                  </pic:spPr>
+                </pic:pic>
+              </a:graphicData>
+            </a:graphic>
+          </wp:inline>
+        </w:drawing>
+      </w:r>
+    </w:p>
+    <w:p>
+      <w:pPr>
+        <w:ind w:left="720" w:firstLine="720"/>
+        <w:rPr>
+          <w:rFonts w:ascii="Sakkal Majalla" w:hAnsi="Sakkal Majalla" w:cs="Sakkal Majalla"/>
+          <w:sz w:val="28"/>
+          <w:szCs w:val="28"/>
+        </w:rPr>
+      </w:pPr>
+      <w:r>
+        <w:rPr>
+          <w:rFonts w:ascii="Sakkal Majalla" w:hAnsi="Sakkal Majalla" w:cs="Sakkal Majalla"/>
+          <w:sz w:val="28"/>
+          <w:szCs w:val="28"/>
+        </w:rPr>
+        <w:t>==========================================================</w:t>
+      </w:r>
+    </w:p>
+    <w:p>
+      <w:pPr>
+        <w:rPr>
+          <w:rFonts w:ascii="Sakkal Majalla" w:hAnsi="Sakkal Majalla" w:cs="Sakkal Majalla"/>
+          <w:sz w:val="28"/>
+          <w:szCs w:val="28"/>
+        </w:rPr>
+      </w:pPr>
+      <w:r>
+        <w:rPr>
+          <w:noProof/>
+        </w:rPr>
+        <w:drawing>
+          <wp:inline distT="0" distB="0" distL="0" distR="0" wp14:anchorId="79AB10C8" wp14:editId="28792FB7">
+            <wp:extent cx="5943600" cy="3564890"/>
+            <wp:effectExtent l="0" t="0" r="0" b="0"/>
+            <wp:docPr id="1636468753" name="Picture 1"/>
+            <wp:cNvGraphicFramePr>
+              <a:graphicFrameLocks xmlns:a="http://schemas.openxmlformats.org/drawingml/2006/main" noChangeAspect="1"/>
+            </wp:cNvGraphicFramePr>
+            <a:graphic xmlns:a="http://schemas.openxmlformats.org/drawingml/2006/main">
+              <a:graphicData uri="http://schemas.openxmlformats.org/drawingml/2006/picture">
+                <pic:pic xmlns:pic="http://schemas.openxmlformats.org/drawingml/2006/picture">
+                  <pic:nvPicPr>
+                    <pic:cNvPr id="1636468753" name=""/>
+                    <pic:cNvPicPr/>
+                  </pic:nvPicPr>
+                  <pic:blipFill>
+                    <a:blip r:embed="rId8"/>
+                    <a:stretch>
+                      <a:fillRect/>
+                    </a:stretch>
+                  </pic:blipFill>
+                  <pic:spPr>
+                    <a:xfrm>
+                      <a:off x="0" y="0"/>
+                      <a:ext cx="5943600" cy="3564890"/>
+                    </a:xfrm>
+                    <a:prstGeom prst="rect">
+                      <a:avLst/>
+                    </a:prstGeom>
+                  </pic:spPr>
+                </pic:pic>
+              </a:graphicData>
+            </a:graphic>
+          </wp:inline>
+        </w:drawing>
+      </w:r>
+    </w:p>
+    <w:p>
+      <w:pPr>
+        <w:ind w:left="720" w:firstLine="720"/>
+        <w:rPr>
+          <w:rFonts w:ascii="Sakkal Majalla" w:hAnsi="Sakkal Majalla" w:cs="Sakkal Majalla"/>
+          <w:sz w:val="28"/>
+          <w:szCs w:val="28"/>
+        </w:rPr>
+      </w:pPr>
+      <w:r>
+        <w:rPr>
+          <w:rFonts w:ascii="Sakkal Majalla" w:hAnsi="Sakkal Majalla" w:cs="Sakkal Majalla"/>
+          <w:sz w:val="28"/>
+          <w:szCs w:val="28"/>
+        </w:rPr>
+        <w:t>==========================================================</w:t>
+      </w:r>
+    </w:p>
+    <w:p>
+      <w:pPr>
+        <w:rPr>
+          <w:rFonts w:ascii="Sakkal Majalla" w:hAnsi="Sakkal Majalla" w:cs="Sakkal Majalla"/>
+          <w:sz w:val="28"/>
+          <w:szCs w:val="28"/>
+        </w:rPr>
+      </w:pPr>
+      <w:r>
+        <w:rPr>
+          <w:rFonts w:ascii="Sakkal Majalla" w:hAnsi="Sakkal Majalla" w:cs="Sakkal Majalla"/>
+          <w:sz w:val="28"/>
+          <w:szCs w:val="28"/>
+        </w:rPr>
+        <w:lastRenderedPageBreak/>
+        <w:t xml:space="preserve">Excel offers extensive online help in the Help taskbar that you can make use of anytime while using the program. To display the Excel Help taskbar, </w:t>
+      </w:r>
+      <w:r>
+        <w:rPr>
+          <w:rFonts w:ascii="Sakkal Majalla" w:hAnsi="Sakkal Majalla" w:cs="Sakkal Majalla"/>
+          <w:b/>
+          <w:bCs/>
+          <w:color w:val="0070C0"/>
+          <w:sz w:val="28"/>
+          <w:szCs w:val="28"/>
+        </w:rPr>
+        <w:t>click the Help button on the Help tab of the Ribbon</w:t>
+      </w:r>
+      <w:r>
+        <w:rPr>
+          <w:rFonts w:ascii="Sakkal Majalla" w:hAnsi="Sakkal Majalla" w:cs="Sakkal Majalla"/>
+          <w:color w:val="0070C0"/>
+          <w:sz w:val="28"/>
+          <w:szCs w:val="28"/>
+        </w:rPr>
+        <w:t xml:space="preserve"> </w:t>
+      </w:r>
+      <w:r>
+        <w:rPr>
+          <w:rFonts w:ascii="Sakkal Majalla" w:hAnsi="Sakkal Majalla" w:cs="Sakkal Majalla"/>
+          <w:sz w:val="28"/>
+          <w:szCs w:val="28"/>
+        </w:rPr>
+        <w:t xml:space="preserve">(Alt+Y2H) or </w:t>
+      </w:r>
+      <w:r>
+        <w:rPr>
+          <w:rFonts w:ascii="Sakkal Majalla" w:hAnsi="Sakkal Majalla" w:cs="Sakkal Majalla"/>
+          <w:b/>
+          <w:bCs/>
+          <w:color w:val="0070C0"/>
+          <w:sz w:val="28"/>
+          <w:szCs w:val="28"/>
+        </w:rPr>
+        <w:t>press F1</w:t>
+      </w:r>
+      <w:r>
+        <w:rPr>
+          <w:rFonts w:ascii="Sakkal Majalla" w:hAnsi="Sakkal Majalla" w:cs="Sakkal Majalla"/>
+          <w:sz w:val="28"/>
+          <w:szCs w:val="28"/>
+        </w:rPr>
+        <w:t>.</w:t>
+      </w:r>
+    </w:p>
+    <w:p>
+      <w:pPr>
+        <w:rPr>
+          <w:rFonts w:ascii="Sakkal Majalla" w:hAnsi="Sakkal Majalla" w:cs="Sakkal Majalla"/>
+          <w:sz w:val="28"/>
+          <w:szCs w:val="28"/>
+        </w:rPr>
+      </w:pPr>
+      <w:r>
+        <w:rPr>
+          <w:noProof/>
+        </w:rPr>
+        <w:drawing>
+          <wp:inline distT="0" distB="0" distL="0" distR="0" wp14:anchorId="63E149BD" wp14:editId="76EA160C">
+            <wp:extent cx="5943600" cy="3002280"/>
+            <wp:effectExtent l="0" t="0" r="0" b="7620"/>
+            <wp:docPr id="1628992257" name="Picture 1"/>
+            <wp:cNvGraphicFramePr>
+              <a:graphicFrameLocks xmlns:a="http://schemas.openxmlformats.org/drawingml/2006/main" noChangeAspect="1"/>
+            </wp:cNvGraphicFramePr>
+            <a:graphic xmlns:a="http://schemas.openxmlformats.org/drawingml/2006/main">
+              <a:graphicData uri="http://schemas.openxmlformats.org/drawingml/2006/picture">
+                <pic:pic xmlns:pic="http://schemas.openxmlformats.org/drawingml/2006/picture">
+                  <pic:nvPicPr>
+                    <pic:cNvPr id="1628992257" name=""/>
+                    <pic:cNvPicPr/>
+                  </pic:nvPicPr>
+                  <pic:blipFill>
+                    <a:blip r:embed="rId9"/>
+                    <a:stretch>
+                      <a:fillRect/>
+                    </a:stretch>
+                  </pic:blipFill>
+                  <pic:spPr>
+                    <a:xfrm>
+                      <a:off x="0" y="0"/>
+                      <a:ext cx="5943600" cy="3002280"/>
+                    </a:xfrm>
+                    <a:prstGeom prst="rect">
+                      <a:avLst/>
+                    </a:prstGeom>
+                  </pic:spPr>
+                </pic:pic>
+              </a:graphicData>
+            </a:graphic>
+          </wp:inline>
+        </w:drawing>
+      </w:r>
+    </w:p>
+    <w:p>
+      <w:pPr>
+        <w:ind w:left="720" w:firstLine="720"/>
+        <w:rPr>
+          <w:rFonts w:ascii="Sakkal Majalla" w:hAnsi="Sakkal Majalla" w:cs="Sakkal Majalla"/>
+          <w:sz w:val="28"/>
+          <w:szCs w:val="28"/>
+        </w:rPr>
+      </w:pPr>
+      <w:r>
+        <w:rPr>
+          <w:rFonts w:ascii="Sakkal Majalla" w:hAnsi="Sakkal Majalla" w:cs="Sakkal Majalla"/>
+          <w:sz w:val="28"/>
+          <w:szCs w:val="28"/>
+        </w:rPr>
+        <w:t>==========================================================</w:t>
+      </w:r>
+    </w:p>
+    <w:p>
+      <w:pPr>
+        <w:rPr>
+          <w:rFonts w:ascii="Sakkal Majalla" w:hAnsi="Sakkal Majalla" w:cs="Sakkal Majalla"/>
+          <w:sz w:val="28"/>
+          <w:szCs w:val="28"/>
+        </w:rPr>
+      </w:pPr>
+      <w:r>
+        <w:rPr>
+          <w:noProof/>
+        </w:rPr>
+        <w:drawing>
+          <wp:inline distT="0" distB="0" distL="0" distR="0" wp14:anchorId="3F5A8716" wp14:editId="5BC109D0">
+            <wp:extent cx="5943600" cy="3006725"/>
+            <wp:effectExtent l="0" t="0" r="0" b="3175"/>
+            <wp:docPr id="1302590664" name="Picture 1"/>
+            <wp:cNvGraphicFramePr>
+              <a:graphicFrameLocks xmlns:a="http://schemas.openxmlformats.org/drawingml/2006/main" noChangeAspect="1"/>
+            </wp:cNvGraphicFramePr>
+            <a:graphic xmlns:a="http://schemas.openxmlformats.org/drawingml/2006/main">
+              <a:graphicData uri="http://schemas.openxmlformats.org/drawingml/2006/picture">
+                <pic:pic xmlns:pic="http://schemas.openxmlformats.org/drawingml/2006/picture">
+                  <pic:nvPicPr>
+                    <pic:cNvPr id="1302590664" name=""/>
+                    <pic:cNvPicPr/>
+                  </pic:nvPicPr>
+                  <pic:blipFill>
+                    <a:blip r:embed="rId10"/>
+                    <a:stretch>
+                      <a:fillRect/>
+                    </a:stretch>
+                  </pic:blipFill>
+                  <pic:spPr>
+                    <a:xfrm>
+                      <a:off x="0" y="0"/>
+                      <a:ext cx="5943600" cy="3006725"/>
+                    </a:xfrm>
+                    <a:prstGeom prst="rect">
+                      <a:avLst/>
+                    </a:prstGeom>
+                  </pic:spPr>
+                </pic:pic>
+              </a:graphicData>
+            </a:graphic>
+          </wp:inline>
+        </w:drawing>
+      </w:r>
+    </w:p>
+    <w:p>
+      <w:pPr>
+        <w:ind w:left="720" w:firstLine="720"/>
+        <w:rPr>
+          <w:rFonts w:ascii="Sakkal Majalla" w:hAnsi="Sakkal Majalla" w:cs="Sakkal Majalla"/>
+          <w:sz w:val="28"/>
+          <w:szCs w:val="28"/>
+        </w:rPr>
+      </w:pPr>
+      <w:r>
+        <w:rPr>
+          <w:rFonts w:ascii="Sakkal Majalla" w:hAnsi="Sakkal Majalla" w:cs="Sakkal Majalla"/>
+          <w:sz w:val="28"/>
+          <w:szCs w:val="28"/>
+        </w:rPr>
+        <w:t>==========================================================</w:t>
+      </w:r>
+    </w:p>
+    <w:p>
+      <w:pPr>
+        <w:rPr>
+          <w:rFonts w:ascii="Sakkal Majalla" w:hAnsi="Sakkal Majalla" w:cs="Sakkal Majalla"/>
+          <w:sz w:val="28"/>
+          <w:szCs w:val="28"/>
+        </w:rPr>
+      </w:pPr>
+      <w:r>
+        <w:rPr>
+          <w:noProof/>
+        </w:rPr>
+        <w:lastRenderedPageBreak/>
+        <w:drawing>
+          <wp:inline distT="0" distB="0" distL="0" distR="0" wp14:anchorId="64450BA1" wp14:editId="3D42AACA">
+            <wp:extent cx="5943600" cy="3171825"/>
+            <wp:effectExtent l="0" t="0" r="0" b="9525"/>
+            <wp:docPr id="297765706" name="Picture 1"/>
+            <wp:cNvGraphicFramePr>
+              <a:graphicFrameLocks xmlns:a="http://schemas.openxmlformats.org/drawingml/2006/main" noChangeAspect="1"/>
+            </wp:cNvGraphicFramePr>
+            <a:graphic xmlns:a="http://schemas.openxmlformats.org/drawingml/2006/main">
+              <a:graphicData uri="http://schemas.openxmlformats.org/drawingml/2006/picture">
+                <pic:pic xmlns:pic="http://schemas.openxmlformats.org/drawingml/2006/picture">
+                  <pic:nvPicPr>
+                    <pic:cNvPr id="297765706" name=""/>
+                    <pic:cNvPicPr/>
+                  </pic:nvPicPr>
+                  <pic:blipFill>
+                    <a:blip r:embed="rId11"/>
+                    <a:stretch>
+                      <a:fillRect/>
+                    </a:stretch>
+                  </pic:blipFill>
+                  <pic:spPr>
+                    <a:xfrm>
+                      <a:off x="0" y="0"/>
+                      <a:ext cx="5943600" cy="3171825"/>
                     </a:xfrm>
                     <a:prstGeom prst="rect">
                       <a:avLst/>

--- a/Excel/Excel-Notes-01.docx
+++ b/Excel/Excel-Notes-01.docx
@@ -824,6 +824,212 @@
           <w:rFonts w:ascii="Sakkal Majalla" w:hAnsi="Sakkal Majalla" w:cs="Sakkal Majalla"/>
           <w:sz w:val="28"/>
           <w:szCs w:val="28"/>
+        </w:rPr>
+      </w:pPr>
+      <w:r>
+        <w:rPr>
+          <w:noProof/>
+        </w:rPr>
+        <w:drawing>
+          <wp:inline distT="0" distB="0" distL="0" distR="0" wp14:anchorId="785CEC46" wp14:editId="067CF74F">
+            <wp:extent cx="5943600" cy="3180715"/>
+            <wp:effectExtent l="0" t="0" r="0" b="635"/>
+            <wp:docPr id="1332370229" name="Picture 1"/>
+            <wp:cNvGraphicFramePr>
+              <a:graphicFrameLocks xmlns:a="http://schemas.openxmlformats.org/drawingml/2006/main" noChangeAspect="1"/>
+            </wp:cNvGraphicFramePr>
+            <a:graphic xmlns:a="http://schemas.openxmlformats.org/drawingml/2006/main">
+              <a:graphicData uri="http://schemas.openxmlformats.org/drawingml/2006/picture">
+                <pic:pic xmlns:pic="http://schemas.openxmlformats.org/drawingml/2006/picture">
+                  <pic:nvPicPr>
+                    <pic:cNvPr id="1332370229" name=""/>
+                    <pic:cNvPicPr/>
+                  </pic:nvPicPr>
+                  <pic:blipFill>
+                    <a:blip r:embed="rId12"/>
+                    <a:stretch>
+                      <a:fillRect/>
+                    </a:stretch>
+                  </pic:blipFill>
+                  <pic:spPr>
+                    <a:xfrm>
+                      <a:off x="0" y="0"/>
+                      <a:ext cx="5943600" cy="3180715"/>
+                    </a:xfrm>
+                    <a:prstGeom prst="rect">
+                      <a:avLst/>
+                    </a:prstGeom>
+                  </pic:spPr>
+                </pic:pic>
+              </a:graphicData>
+            </a:graphic>
+          </wp:inline>
+        </w:drawing>
+      </w:r>
+    </w:p>
+    <w:p>
+      <w:pPr>
+        <w:ind w:left="720" w:firstLine="720"/>
+        <w:rPr>
+          <w:rFonts w:ascii="Sakkal Majalla" w:hAnsi="Sakkal Majalla" w:cs="Sakkal Majalla"/>
+          <w:sz w:val="28"/>
+          <w:szCs w:val="28"/>
+        </w:rPr>
+      </w:pPr>
+      <w:r>
+        <w:rPr>
+          <w:rFonts w:ascii="Sakkal Majalla" w:hAnsi="Sakkal Majalla" w:cs="Sakkal Majalla"/>
+          <w:sz w:val="28"/>
+          <w:szCs w:val="28"/>
+        </w:rPr>
+        <w:t>==========================================================</w:t>
+      </w:r>
+    </w:p>
+    <w:p>
+      <w:pPr>
+        <w:rPr>
+          <w:rFonts w:ascii="Sakkal Majalla" w:hAnsi="Sakkal Majalla" w:cs="Sakkal Majalla"/>
+          <w:sz w:val="28"/>
+          <w:szCs w:val="28"/>
+        </w:rPr>
+      </w:pPr>
+      <w:r>
+        <w:rPr>
+          <w:noProof/>
+        </w:rPr>
+        <w:lastRenderedPageBreak/>
+        <w:drawing>
+          <wp:inline distT="0" distB="0" distL="0" distR="0" wp14:anchorId="49A48AE3" wp14:editId="794CD73F">
+            <wp:extent cx="5943600" cy="3171825"/>
+            <wp:effectExtent l="0" t="0" r="0" b="9525"/>
+            <wp:docPr id="1221204287" name="Picture 1"/>
+            <wp:cNvGraphicFramePr>
+              <a:graphicFrameLocks xmlns:a="http://schemas.openxmlformats.org/drawingml/2006/main" noChangeAspect="1"/>
+            </wp:cNvGraphicFramePr>
+            <a:graphic xmlns:a="http://schemas.openxmlformats.org/drawingml/2006/main">
+              <a:graphicData uri="http://schemas.openxmlformats.org/drawingml/2006/picture">
+                <pic:pic xmlns:pic="http://schemas.openxmlformats.org/drawingml/2006/picture">
+                  <pic:nvPicPr>
+                    <pic:cNvPr id="1221204287" name=""/>
+                    <pic:cNvPicPr/>
+                  </pic:nvPicPr>
+                  <pic:blipFill>
+                    <a:blip r:embed="rId13"/>
+                    <a:stretch>
+                      <a:fillRect/>
+                    </a:stretch>
+                  </pic:blipFill>
+                  <pic:spPr>
+                    <a:xfrm>
+                      <a:off x="0" y="0"/>
+                      <a:ext cx="5943600" cy="3171825"/>
+                    </a:xfrm>
+                    <a:prstGeom prst="rect">
+                      <a:avLst/>
+                    </a:prstGeom>
+                  </pic:spPr>
+                </pic:pic>
+              </a:graphicData>
+            </a:graphic>
+          </wp:inline>
+        </w:drawing>
+      </w:r>
+    </w:p>
+    <w:p>
+      <w:pPr>
+        <w:ind w:left="720" w:firstLine="720"/>
+        <w:rPr>
+          <w:rFonts w:ascii="Sakkal Majalla" w:hAnsi="Sakkal Majalla" w:cs="Sakkal Majalla"/>
+          <w:sz w:val="28"/>
+          <w:szCs w:val="28"/>
+        </w:rPr>
+      </w:pPr>
+      <w:r>
+        <w:rPr>
+          <w:rFonts w:ascii="Sakkal Majalla" w:hAnsi="Sakkal Majalla" w:cs="Sakkal Majalla"/>
+          <w:sz w:val="28"/>
+          <w:szCs w:val="28"/>
+        </w:rPr>
+        <w:t>==========================================================</w:t>
+      </w:r>
+    </w:p>
+    <w:p>
+      <w:pPr>
+        <w:rPr>
+          <w:rFonts w:ascii="Sakkal Majalla" w:hAnsi="Sakkal Majalla" w:cs="Sakkal Majalla"/>
+          <w:sz w:val="28"/>
+          <w:szCs w:val="28"/>
+          <w:rtl/>
+          <w:lang w:bidi="ar-SY"/>
+        </w:rPr>
+      </w:pPr>
+      <w:r>
+        <w:rPr>
+          <w:noProof/>
+        </w:rPr>
+        <w:drawing>
+          <wp:inline distT="0" distB="0" distL="0" distR="0" wp14:anchorId="170875F3" wp14:editId="6470334A">
+            <wp:extent cx="6604000" cy="3524250"/>
+            <wp:effectExtent l="0" t="0" r="6350" b="0"/>
+            <wp:docPr id="1466997340" name="Picture 1"/>
+            <wp:cNvGraphicFramePr>
+              <a:graphicFrameLocks xmlns:a="http://schemas.openxmlformats.org/drawingml/2006/main" noChangeAspect="1"/>
+            </wp:cNvGraphicFramePr>
+            <a:graphic xmlns:a="http://schemas.openxmlformats.org/drawingml/2006/main">
+              <a:graphicData uri="http://schemas.openxmlformats.org/drawingml/2006/picture">
+                <pic:pic xmlns:pic="http://schemas.openxmlformats.org/drawingml/2006/picture">
+                  <pic:nvPicPr>
+                    <pic:cNvPr id="1466997340" name=""/>
+                    <pic:cNvPicPr/>
+                  </pic:nvPicPr>
+                  <pic:blipFill>
+                    <a:blip r:embed="rId14"/>
+                    <a:stretch>
+                      <a:fillRect/>
+                    </a:stretch>
+                  </pic:blipFill>
+                  <pic:spPr>
+                    <a:xfrm>
+                      <a:off x="0" y="0"/>
+                      <a:ext cx="6611029" cy="3528001"/>
+                    </a:xfrm>
+                    <a:prstGeom prst="rect">
+                      <a:avLst/>
+                    </a:prstGeom>
+                  </pic:spPr>
+                </pic:pic>
+              </a:graphicData>
+            </a:graphic>
+          </wp:inline>
+        </w:drawing>
+      </w:r>
+    </w:p>
+    <w:p>
+      <w:pPr>
+        <w:ind w:left="720" w:firstLine="720"/>
+        <w:rPr>
+          <w:rFonts w:ascii="Sakkal Majalla" w:hAnsi="Sakkal Majalla" w:cs="Sakkal Majalla"/>
+          <w:sz w:val="28"/>
+          <w:szCs w:val="28"/>
+        </w:rPr>
+      </w:pPr>
+      <w:r>
+        <w:rPr>
+          <w:rFonts w:ascii="Sakkal Majalla" w:hAnsi="Sakkal Majalla" w:cs="Sakkal Majalla"/>
+          <w:sz w:val="28"/>
+          <w:szCs w:val="28"/>
+        </w:rPr>
+        <w:t>==========================================================</w:t>
+      </w:r>
+    </w:p>
+    <w:p>
+      <w:pPr>
+        <w:rPr>
+          <w:rFonts w:ascii="Sakkal Majalla" w:hAnsi="Sakkal Majalla" w:cs="Sakkal Majalla" w:hint="cs"/>
+          <w:sz w:val="28"/>
+          <w:szCs w:val="28"/>
+          <w:rtl/>
+          <w:lang w:bidi="ar-SY"/>
         </w:rPr>
       </w:pPr>
     </w:p>
@@ -1440,6 +1646,7 @@
   <w:style w:type="character" w:default="1" w:styleId="DefaultParagraphFont">
     <w:name w:val="Default Paragraph Font"/>
     <w:uiPriority w:val="1"/>
+    <w:semiHidden/>
     <w:unhideWhenUsed/>
   </w:style>
   <w:style w:type="table" w:default="1" w:styleId="TableNormal">

--- a/Excel/Excel-Notes-01.docx
+++ b/Excel/Excel-Notes-01.docx
@@ -1025,7 +1025,557 @@
     <w:p>
       <w:pPr>
         <w:rPr>
-          <w:rFonts w:ascii="Sakkal Majalla" w:hAnsi="Sakkal Majalla" w:cs="Sakkal Majalla" w:hint="cs"/>
+          <w:rFonts w:ascii="Sakkal Majalla" w:hAnsi="Sakkal Majalla" w:cs="Sakkal Majalla"/>
+          <w:sz w:val="28"/>
+          <w:szCs w:val="28"/>
+          <w:lang w:bidi="ar-SY"/>
+        </w:rPr>
+      </w:pPr>
+      <w:r>
+        <w:rPr>
+          <w:noProof/>
+        </w:rPr>
+        <w:lastRenderedPageBreak/>
+        <w:drawing>
+          <wp:inline distT="0" distB="0" distL="0" distR="0" wp14:anchorId="54FE36E0" wp14:editId="65D37F84">
+            <wp:extent cx="5943600" cy="4370705"/>
+            <wp:effectExtent l="0" t="0" r="0" b="0"/>
+            <wp:docPr id="84946955" name="Picture 1"/>
+            <wp:cNvGraphicFramePr>
+              <a:graphicFrameLocks xmlns:a="http://schemas.openxmlformats.org/drawingml/2006/main" noChangeAspect="1"/>
+            </wp:cNvGraphicFramePr>
+            <a:graphic xmlns:a="http://schemas.openxmlformats.org/drawingml/2006/main">
+              <a:graphicData uri="http://schemas.openxmlformats.org/drawingml/2006/picture">
+                <pic:pic xmlns:pic="http://schemas.openxmlformats.org/drawingml/2006/picture">
+                  <pic:nvPicPr>
+                    <pic:cNvPr id="84946955" name=""/>
+                    <pic:cNvPicPr/>
+                  </pic:nvPicPr>
+                  <pic:blipFill>
+                    <a:blip r:embed="rId15"/>
+                    <a:stretch>
+                      <a:fillRect/>
+                    </a:stretch>
+                  </pic:blipFill>
+                  <pic:spPr>
+                    <a:xfrm>
+                      <a:off x="0" y="0"/>
+                      <a:ext cx="5943600" cy="4370705"/>
+                    </a:xfrm>
+                    <a:prstGeom prst="rect">
+                      <a:avLst/>
+                    </a:prstGeom>
+                  </pic:spPr>
+                </pic:pic>
+              </a:graphicData>
+            </a:graphic>
+          </wp:inline>
+        </w:drawing>
+      </w:r>
+    </w:p>
+    <w:p>
+      <w:pPr>
+        <w:ind w:left="720" w:firstLine="720"/>
+        <w:rPr>
+          <w:rFonts w:ascii="Sakkal Majalla" w:hAnsi="Sakkal Majalla" w:cs="Sakkal Majalla"/>
+          <w:sz w:val="28"/>
+          <w:szCs w:val="28"/>
+        </w:rPr>
+      </w:pPr>
+      <w:r>
+        <w:rPr>
+          <w:rFonts w:ascii="Sakkal Majalla" w:hAnsi="Sakkal Majalla" w:cs="Sakkal Majalla"/>
+          <w:sz w:val="28"/>
+          <w:szCs w:val="28"/>
+        </w:rPr>
+        <w:t>==========================================================</w:t>
+      </w:r>
+    </w:p>
+    <w:p>
+      <w:pPr>
+        <w:rPr>
+          <w:rFonts w:ascii="Sakkal Majalla" w:hAnsi="Sakkal Majalla" w:cs="Sakkal Majalla"/>
+          <w:sz w:val="28"/>
+          <w:szCs w:val="28"/>
+          <w:lang w:bidi="ar-SY"/>
+        </w:rPr>
+      </w:pPr>
+      <w:r>
+        <w:rPr>
+          <w:noProof/>
+        </w:rPr>
+        <w:drawing>
+          <wp:inline distT="0" distB="0" distL="0" distR="0" wp14:anchorId="1818D653" wp14:editId="2396D5A4">
+            <wp:extent cx="5943600" cy="2777490"/>
+            <wp:effectExtent l="0" t="0" r="0" b="3810"/>
+            <wp:docPr id="1105740731" name="Picture 1"/>
+            <wp:cNvGraphicFramePr>
+              <a:graphicFrameLocks xmlns:a="http://schemas.openxmlformats.org/drawingml/2006/main" noChangeAspect="1"/>
+            </wp:cNvGraphicFramePr>
+            <a:graphic xmlns:a="http://schemas.openxmlformats.org/drawingml/2006/main">
+              <a:graphicData uri="http://schemas.openxmlformats.org/drawingml/2006/picture">
+                <pic:pic xmlns:pic="http://schemas.openxmlformats.org/drawingml/2006/picture">
+                  <pic:nvPicPr>
+                    <pic:cNvPr id="1105740731" name=""/>
+                    <pic:cNvPicPr/>
+                  </pic:nvPicPr>
+                  <pic:blipFill>
+                    <a:blip r:embed="rId16"/>
+                    <a:stretch>
+                      <a:fillRect/>
+                    </a:stretch>
+                  </pic:blipFill>
+                  <pic:spPr>
+                    <a:xfrm>
+                      <a:off x="0" y="0"/>
+                      <a:ext cx="5943600" cy="2777490"/>
+                    </a:xfrm>
+                    <a:prstGeom prst="rect">
+                      <a:avLst/>
+                    </a:prstGeom>
+                  </pic:spPr>
+                </pic:pic>
+              </a:graphicData>
+            </a:graphic>
+          </wp:inline>
+        </w:drawing>
+      </w:r>
+    </w:p>
+    <w:p>
+      <w:pPr>
+        <w:ind w:left="720" w:firstLine="720"/>
+        <w:rPr>
+          <w:rFonts w:ascii="Sakkal Majalla" w:hAnsi="Sakkal Majalla" w:cs="Sakkal Majalla"/>
+          <w:sz w:val="28"/>
+          <w:szCs w:val="28"/>
+        </w:rPr>
+      </w:pPr>
+      <w:r>
+        <w:rPr>
+          <w:rFonts w:ascii="Sakkal Majalla" w:hAnsi="Sakkal Majalla" w:cs="Sakkal Majalla"/>
+          <w:sz w:val="28"/>
+          <w:szCs w:val="28"/>
+        </w:rPr>
+        <w:t>==========================================================</w:t>
+      </w:r>
+    </w:p>
+    <w:p>
+      <w:pPr>
+        <w:jc w:val="center"/>
+        <w:rPr>
+          <w:rFonts w:ascii="Sakkal Majalla" w:hAnsi="Sakkal Majalla" w:cs="Sakkal Majalla"/>
+          <w:sz w:val="28"/>
+          <w:szCs w:val="28"/>
+          <w:lang w:bidi="ar-SY"/>
+        </w:rPr>
+      </w:pPr>
+      <w:r>
+        <w:rPr>
+          <w:noProof/>
+        </w:rPr>
+        <w:lastRenderedPageBreak/>
+        <w:drawing>
+          <wp:inline distT="0" distB="0" distL="0" distR="0" wp14:anchorId="3738C9F1" wp14:editId="6C9A0E9E">
+            <wp:extent cx="5772150" cy="4810125"/>
+            <wp:effectExtent l="0" t="0" r="0" b="9525"/>
+            <wp:docPr id="199994972" name="Picture 1"/>
+            <wp:cNvGraphicFramePr>
+              <a:graphicFrameLocks xmlns:a="http://schemas.openxmlformats.org/drawingml/2006/main" noChangeAspect="1"/>
+            </wp:cNvGraphicFramePr>
+            <a:graphic xmlns:a="http://schemas.openxmlformats.org/drawingml/2006/main">
+              <a:graphicData uri="http://schemas.openxmlformats.org/drawingml/2006/picture">
+                <pic:pic xmlns:pic="http://schemas.openxmlformats.org/drawingml/2006/picture">
+                  <pic:nvPicPr>
+                    <pic:cNvPr id="199994972" name=""/>
+                    <pic:cNvPicPr/>
+                  </pic:nvPicPr>
+                  <pic:blipFill>
+                    <a:blip r:embed="rId17"/>
+                    <a:stretch>
+                      <a:fillRect/>
+                    </a:stretch>
+                  </pic:blipFill>
+                  <pic:spPr>
+                    <a:xfrm>
+                      <a:off x="0" y="0"/>
+                      <a:ext cx="5772150" cy="4810125"/>
+                    </a:xfrm>
+                    <a:prstGeom prst="rect">
+                      <a:avLst/>
+                    </a:prstGeom>
+                  </pic:spPr>
+                </pic:pic>
+              </a:graphicData>
+            </a:graphic>
+          </wp:inline>
+        </w:drawing>
+      </w:r>
+    </w:p>
+    <w:p>
+      <w:pPr>
+        <w:ind w:left="720" w:firstLine="720"/>
+        <w:rPr>
+          <w:rFonts w:ascii="Sakkal Majalla" w:hAnsi="Sakkal Majalla" w:cs="Sakkal Majalla"/>
+          <w:sz w:val="28"/>
+          <w:szCs w:val="28"/>
+        </w:rPr>
+      </w:pPr>
+      <w:r>
+        <w:rPr>
+          <w:rFonts w:ascii="Sakkal Majalla" w:hAnsi="Sakkal Majalla" w:cs="Sakkal Majalla"/>
+          <w:sz w:val="28"/>
+          <w:szCs w:val="28"/>
+        </w:rPr>
+        <w:t>==========================================================</w:t>
+      </w:r>
+    </w:p>
+    <w:p>
+      <w:pPr>
+        <w:rPr>
+          <w:rFonts w:ascii="Sakkal Majalla" w:hAnsi="Sakkal Majalla" w:cs="Sakkal Majalla"/>
+          <w:sz w:val="28"/>
+          <w:szCs w:val="28"/>
+          <w:lang w:bidi="ar-SY"/>
+        </w:rPr>
+      </w:pPr>
+      <w:r>
+        <w:rPr>
+          <w:noProof/>
+        </w:rPr>
+        <w:lastRenderedPageBreak/>
+        <w:drawing>
+          <wp:inline distT="0" distB="0" distL="0" distR="0" wp14:anchorId="76EA5CD1" wp14:editId="3E05F1DD">
+            <wp:extent cx="6639560" cy="4219575"/>
+            <wp:effectExtent l="0" t="0" r="8890" b="9525"/>
+            <wp:docPr id="1625983431" name="Picture 1"/>
+            <wp:cNvGraphicFramePr>
+              <a:graphicFrameLocks xmlns:a="http://schemas.openxmlformats.org/drawingml/2006/main" noChangeAspect="1"/>
+            </wp:cNvGraphicFramePr>
+            <a:graphic xmlns:a="http://schemas.openxmlformats.org/drawingml/2006/main">
+              <a:graphicData uri="http://schemas.openxmlformats.org/drawingml/2006/picture">
+                <pic:pic xmlns:pic="http://schemas.openxmlformats.org/drawingml/2006/picture">
+                  <pic:nvPicPr>
+                    <pic:cNvPr id="1625983431" name=""/>
+                    <pic:cNvPicPr/>
+                  </pic:nvPicPr>
+                  <pic:blipFill>
+                    <a:blip r:embed="rId18"/>
+                    <a:stretch>
+                      <a:fillRect/>
+                    </a:stretch>
+                  </pic:blipFill>
+                  <pic:spPr>
+                    <a:xfrm>
+                      <a:off x="0" y="0"/>
+                      <a:ext cx="6648433" cy="4225214"/>
+                    </a:xfrm>
+                    <a:prstGeom prst="rect">
+                      <a:avLst/>
+                    </a:prstGeom>
+                  </pic:spPr>
+                </pic:pic>
+              </a:graphicData>
+            </a:graphic>
+          </wp:inline>
+        </w:drawing>
+      </w:r>
+    </w:p>
+    <w:p>
+      <w:pPr>
+        <w:ind w:left="720" w:firstLine="720"/>
+        <w:rPr>
+          <w:rFonts w:ascii="Sakkal Majalla" w:hAnsi="Sakkal Majalla" w:cs="Sakkal Majalla"/>
+          <w:sz w:val="28"/>
+          <w:szCs w:val="28"/>
+        </w:rPr>
+      </w:pPr>
+      <w:r>
+        <w:rPr>
+          <w:rFonts w:ascii="Sakkal Majalla" w:hAnsi="Sakkal Majalla" w:cs="Sakkal Majalla"/>
+          <w:sz w:val="28"/>
+          <w:szCs w:val="28"/>
+        </w:rPr>
+        <w:t>==========================================================</w:t>
+      </w:r>
+    </w:p>
+    <w:p>
+      <w:pPr>
+        <w:rPr>
+          <w:rFonts w:ascii="Sakkal Majalla" w:hAnsi="Sakkal Majalla" w:cs="Sakkal Majalla"/>
+          <w:sz w:val="28"/>
+          <w:szCs w:val="28"/>
+          <w:lang w:bidi="ar-SY"/>
+        </w:rPr>
+      </w:pPr>
+      <w:r>
+        <w:rPr>
+          <w:noProof/>
+        </w:rPr>
+        <w:lastRenderedPageBreak/>
+        <w:drawing>
+          <wp:inline distT="0" distB="0" distL="0" distR="0" wp14:anchorId="4DB4AD3D" wp14:editId="6DB370F7">
+            <wp:extent cx="6657023" cy="3543300"/>
+            <wp:effectExtent l="0" t="0" r="0" b="0"/>
+            <wp:docPr id="337575663" name="Picture 1"/>
+            <wp:cNvGraphicFramePr>
+              <a:graphicFrameLocks xmlns:a="http://schemas.openxmlformats.org/drawingml/2006/main" noChangeAspect="1"/>
+            </wp:cNvGraphicFramePr>
+            <a:graphic xmlns:a="http://schemas.openxmlformats.org/drawingml/2006/main">
+              <a:graphicData uri="http://schemas.openxmlformats.org/drawingml/2006/picture">
+                <pic:pic xmlns:pic="http://schemas.openxmlformats.org/drawingml/2006/picture">
+                  <pic:nvPicPr>
+                    <pic:cNvPr id="337575663" name=""/>
+                    <pic:cNvPicPr/>
+                  </pic:nvPicPr>
+                  <pic:blipFill>
+                    <a:blip r:embed="rId19"/>
+                    <a:stretch>
+                      <a:fillRect/>
+                    </a:stretch>
+                  </pic:blipFill>
+                  <pic:spPr>
+                    <a:xfrm>
+                      <a:off x="0" y="0"/>
+                      <a:ext cx="6667333" cy="3548788"/>
+                    </a:xfrm>
+                    <a:prstGeom prst="rect">
+                      <a:avLst/>
+                    </a:prstGeom>
+                  </pic:spPr>
+                </pic:pic>
+              </a:graphicData>
+            </a:graphic>
+          </wp:inline>
+        </w:drawing>
+      </w:r>
+    </w:p>
+    <w:p>
+      <w:pPr>
+        <w:ind w:left="720" w:firstLine="720"/>
+        <w:rPr>
+          <w:rFonts w:ascii="Sakkal Majalla" w:hAnsi="Sakkal Majalla" w:cs="Sakkal Majalla"/>
+          <w:sz w:val="28"/>
+          <w:szCs w:val="28"/>
+        </w:rPr>
+      </w:pPr>
+      <w:r>
+        <w:rPr>
+          <w:rFonts w:ascii="Sakkal Majalla" w:hAnsi="Sakkal Majalla" w:cs="Sakkal Majalla"/>
+          <w:sz w:val="28"/>
+          <w:szCs w:val="28"/>
+        </w:rPr>
+        <w:t>==========================================================</w:t>
+      </w:r>
+    </w:p>
+    <w:p>
+      <w:pPr>
+        <w:rPr>
+          <w:rFonts w:ascii="Sakkal Majalla" w:hAnsi="Sakkal Majalla" w:cs="Sakkal Majalla"/>
+          <w:sz w:val="28"/>
+          <w:szCs w:val="28"/>
+          <w:lang w:bidi="ar-SY"/>
+        </w:rPr>
+      </w:pPr>
+      <w:r>
+        <w:rPr>
+          <w:noProof/>
+        </w:rPr>
+        <w:drawing>
+          <wp:inline distT="0" distB="0" distL="0" distR="0" wp14:anchorId="488D416E" wp14:editId="105DA421">
+            <wp:extent cx="6647815" cy="3695700"/>
+            <wp:effectExtent l="0" t="0" r="635" b="0"/>
+            <wp:docPr id="273259613" name="Picture 1"/>
+            <wp:cNvGraphicFramePr>
+              <a:graphicFrameLocks xmlns:a="http://schemas.openxmlformats.org/drawingml/2006/main" noChangeAspect="1"/>
+            </wp:cNvGraphicFramePr>
+            <a:graphic xmlns:a="http://schemas.openxmlformats.org/drawingml/2006/main">
+              <a:graphicData uri="http://schemas.openxmlformats.org/drawingml/2006/picture">
+                <pic:pic xmlns:pic="http://schemas.openxmlformats.org/drawingml/2006/picture">
+                  <pic:nvPicPr>
+                    <pic:cNvPr id="273259613" name=""/>
+                    <pic:cNvPicPr/>
+                  </pic:nvPicPr>
+                  <pic:blipFill>
+                    <a:blip r:embed="rId20"/>
+                    <a:stretch>
+                      <a:fillRect/>
+                    </a:stretch>
+                  </pic:blipFill>
+                  <pic:spPr>
+                    <a:xfrm>
+                      <a:off x="0" y="0"/>
+                      <a:ext cx="6652765" cy="3698452"/>
+                    </a:xfrm>
+                    <a:prstGeom prst="rect">
+                      <a:avLst/>
+                    </a:prstGeom>
+                  </pic:spPr>
+                </pic:pic>
+              </a:graphicData>
+            </a:graphic>
+          </wp:inline>
+        </w:drawing>
+      </w:r>
+    </w:p>
+    <w:p>
+      <w:pPr>
+        <w:ind w:left="720" w:firstLine="720"/>
+        <w:rPr>
+          <w:rFonts w:ascii="Sakkal Majalla" w:hAnsi="Sakkal Majalla" w:cs="Sakkal Majalla"/>
+          <w:sz w:val="28"/>
+          <w:szCs w:val="28"/>
+        </w:rPr>
+      </w:pPr>
+      <w:r>
+        <w:rPr>
+          <w:rFonts w:ascii="Sakkal Majalla" w:hAnsi="Sakkal Majalla" w:cs="Sakkal Majalla"/>
+          <w:sz w:val="28"/>
+          <w:szCs w:val="28"/>
+        </w:rPr>
+        <w:t>==========================================================</w:t>
+      </w:r>
+    </w:p>
+    <w:p>
+      <w:pPr>
+        <w:rPr>
+          <w:rFonts w:ascii="Sakkal Majalla" w:hAnsi="Sakkal Majalla" w:cs="Sakkal Majalla"/>
+          <w:sz w:val="28"/>
+          <w:szCs w:val="28"/>
+          <w:lang w:bidi="ar-SY"/>
+        </w:rPr>
+      </w:pPr>
+      <w:r>
+        <w:rPr>
+          <w:noProof/>
+        </w:rPr>
+        <w:lastRenderedPageBreak/>
+        <w:drawing>
+          <wp:inline distT="0" distB="0" distL="0" distR="0" wp14:anchorId="299244DB" wp14:editId="3368FA10">
+            <wp:extent cx="6639697" cy="3543300"/>
+            <wp:effectExtent l="0" t="0" r="8890" b="0"/>
+            <wp:docPr id="505702326" name="Picture 1"/>
+            <wp:cNvGraphicFramePr>
+              <a:graphicFrameLocks xmlns:a="http://schemas.openxmlformats.org/drawingml/2006/main" noChangeAspect="1"/>
+            </wp:cNvGraphicFramePr>
+            <a:graphic xmlns:a="http://schemas.openxmlformats.org/drawingml/2006/main">
+              <a:graphicData uri="http://schemas.openxmlformats.org/drawingml/2006/picture">
+                <pic:pic xmlns:pic="http://schemas.openxmlformats.org/drawingml/2006/picture">
+                  <pic:nvPicPr>
+                    <pic:cNvPr id="505702326" name=""/>
+                    <pic:cNvPicPr/>
+                  </pic:nvPicPr>
+                  <pic:blipFill>
+                    <a:blip r:embed="rId21"/>
+                    <a:stretch>
+                      <a:fillRect/>
+                    </a:stretch>
+                  </pic:blipFill>
+                  <pic:spPr>
+                    <a:xfrm>
+                      <a:off x="0" y="0"/>
+                      <a:ext cx="6643918" cy="3545553"/>
+                    </a:xfrm>
+                    <a:prstGeom prst="rect">
+                      <a:avLst/>
+                    </a:prstGeom>
+                  </pic:spPr>
+                </pic:pic>
+              </a:graphicData>
+            </a:graphic>
+          </wp:inline>
+        </w:drawing>
+      </w:r>
+    </w:p>
+    <w:p>
+      <w:pPr>
+        <w:ind w:left="720" w:firstLine="720"/>
+        <w:rPr>
+          <w:rFonts w:ascii="Sakkal Majalla" w:hAnsi="Sakkal Majalla" w:cs="Sakkal Majalla"/>
+          <w:sz w:val="28"/>
+          <w:szCs w:val="28"/>
+        </w:rPr>
+      </w:pPr>
+      <w:r>
+        <w:rPr>
+          <w:rFonts w:ascii="Sakkal Majalla" w:hAnsi="Sakkal Majalla" w:cs="Sakkal Majalla"/>
+          <w:sz w:val="28"/>
+          <w:szCs w:val="28"/>
+        </w:rPr>
+        <w:t>==========================================================</w:t>
+      </w:r>
+    </w:p>
+    <w:p>
+      <w:pPr>
+        <w:rPr>
+          <w:rFonts w:ascii="Sakkal Majalla" w:hAnsi="Sakkal Majalla" w:cs="Sakkal Majalla"/>
+          <w:sz w:val="28"/>
+          <w:szCs w:val="28"/>
+          <w:lang w:bidi="ar-SY"/>
+        </w:rPr>
+      </w:pPr>
+      <w:r>
+        <w:rPr>
+          <w:noProof/>
+        </w:rPr>
+        <w:drawing>
+          <wp:inline distT="0" distB="0" distL="0" distR="0" wp14:anchorId="5E913F81" wp14:editId="105FBE90">
+            <wp:extent cx="6594758" cy="3524250"/>
+            <wp:effectExtent l="0" t="0" r="0" b="0"/>
+            <wp:docPr id="1124412174" name="Picture 1"/>
+            <wp:cNvGraphicFramePr>
+              <a:graphicFrameLocks xmlns:a="http://schemas.openxmlformats.org/drawingml/2006/main" noChangeAspect="1"/>
+            </wp:cNvGraphicFramePr>
+            <a:graphic xmlns:a="http://schemas.openxmlformats.org/drawingml/2006/main">
+              <a:graphicData uri="http://schemas.openxmlformats.org/drawingml/2006/picture">
+                <pic:pic xmlns:pic="http://schemas.openxmlformats.org/drawingml/2006/picture">
+                  <pic:nvPicPr>
+                    <pic:cNvPr id="1124412174" name=""/>
+                    <pic:cNvPicPr/>
+                  </pic:nvPicPr>
+                  <pic:blipFill>
+                    <a:blip r:embed="rId22"/>
+                    <a:stretch>
+                      <a:fillRect/>
+                    </a:stretch>
+                  </pic:blipFill>
+                  <pic:spPr>
+                    <a:xfrm>
+                      <a:off x="0" y="0"/>
+                      <a:ext cx="6599948" cy="3527024"/>
+                    </a:xfrm>
+                    <a:prstGeom prst="rect">
+                      <a:avLst/>
+                    </a:prstGeom>
+                  </pic:spPr>
+                </pic:pic>
+              </a:graphicData>
+            </a:graphic>
+          </wp:inline>
+        </w:drawing>
+      </w:r>
+    </w:p>
+    <w:p>
+      <w:pPr>
+        <w:ind w:left="720" w:firstLine="720"/>
+        <w:rPr>
+          <w:rFonts w:ascii="Sakkal Majalla" w:hAnsi="Sakkal Majalla" w:cs="Sakkal Majalla"/>
+          <w:sz w:val="28"/>
+          <w:szCs w:val="28"/>
+        </w:rPr>
+      </w:pPr>
+      <w:r>
+        <w:rPr>
+          <w:rFonts w:ascii="Sakkal Majalla" w:hAnsi="Sakkal Majalla" w:cs="Sakkal Majalla"/>
+          <w:sz w:val="28"/>
+          <w:szCs w:val="28"/>
+        </w:rPr>
+        <w:t>==========================================================</w:t>
+      </w:r>
+    </w:p>
+    <w:p>
+      <w:pPr>
+        <w:rPr>
+          <w:rFonts w:ascii="Sakkal Majalla" w:hAnsi="Sakkal Majalla" w:cs="Sakkal Majalla"/>
           <w:sz w:val="28"/>
           <w:szCs w:val="28"/>
           <w:rtl/>

--- a/Excel/Excel-Notes-01.docx
+++ b/Excel/Excel-Notes-01.docx
@@ -1,130 +1,28 @@
 
 <file path=word/document.xml><?xml version="1.0" encoding="utf-8"?>
-<w:document xmlns:wpc="http://schemas.microsoft.com/office/word/2010/wordprocessingCanvas" xmlns:cx="http://schemas.microsoft.com/office/drawing/2014/chartex" xmlns:cx1="http://schemas.microsoft.com/office/drawing/2015/9/8/chartex" xmlns:cx2="http://schemas.microsoft.com/office/drawing/2015/10/21/chartex" xmlns:cx3="http://schemas.microsoft.com/office/drawing/2016/5/9/chartex" xmlns:cx4="http://schemas.microsoft.com/office/drawing/2016/5/10/chartex" xmlns:cx5="http://schemas.microsoft.com/office/drawing/2016/5/11/chartex" xmlns:cx6="http://schemas.microsoft.com/office/drawing/2016/5/12/chartex" xmlns:cx7="http://schemas.microsoft.com/office/drawing/2016/5/13/chartex" xmlns:cx8="http://schemas.microsoft.com/office/drawing/2016/5/14/chartex" xmlns:mc="http://schemas.openxmlformats.org/markup-compatibility/2006" xmlns:aink="http://schemas.microsoft.com/office/drawing/2016/ink" xmlns:am3d="http://schemas.microsoft.com/office/drawing/2017/model3d" xmlns:o="urn:schemas-microsoft-com:office:office" xmlns:oel="http://schemas.microsoft.com/office/2019/extlst" xmlns:r="http://schemas.openxmlformats.org/officeDocument/2006/relationships" xmlns:m="http://schemas.openxmlformats.org/officeDocument/2006/math" xmlns:v="urn:schemas-microsoft-com:vml" xmlns:wp14="http://schemas.microsoft.com/office/word/2010/wordprocessingDrawing" xmlns:wp="http://schemas.openxmlformats.org/drawingml/2006/wordprocessingDrawing" xmlns:w10="urn:schemas-microsoft-com:office:word" xmlns:w="http://schemas.openxmlformats.org/wordprocessingml/2006/main" xmlns:w14="http://schemas.microsoft.com/office/word/2010/wordml" xmlns:w15="http://schemas.microsoft.com/office/word/2012/wordml" xmlns:w16cex="http://schemas.microsoft.com/office/word/2018/wordml/cex" xmlns:w16cid="http://schemas.microsoft.com/office/word/2016/wordml/cid" xmlns:w16="http://schemas.microsoft.com/office/word/2018/wordml" xmlns:w16du="http://schemas.microsoft.com/office/word/2023/wordml/word16du" xmlns:w16sdtdh="http://schemas.microsoft.com/office/word/2020/wordml/sdtdatahash" xmlns:w16sdtfl="http://schemas.microsoft.com/office/word/2024/wordml/sdtformatlock" xmlns:w16se="http://schemas.microsoft.com/office/word/2015/wordml/symex" xmlns:wpg="http://schemas.microsoft.com/office/word/2010/wordprocessingGroup" xmlns:wpi="http://schemas.microsoft.com/office/word/2010/wordprocessingInk" xmlns:wne="http://schemas.microsoft.com/office/word/2006/wordml" xmlns:wps="http://schemas.microsoft.com/office/word/2010/wordprocessingShape" mc:Ignorable="w14 w15 w16se w16cid w16 w16cex w16sdtdh w16sdtfl w16du wp14">
+<w:document xmlns:wpc="http://schemas.microsoft.com/office/word/2010/wordprocessingCanvas" xmlns:cx="http://schemas.microsoft.com/office/drawing/2014/chartex" xmlns:cx1="http://schemas.microsoft.com/office/drawing/2015/9/8/chartex" xmlns:cx2="http://schemas.microsoft.com/office/drawing/2015/10/21/chartex" xmlns:cx3="http://schemas.microsoft.com/office/drawing/2016/5/9/chartex" xmlns:cx4="http://schemas.microsoft.com/office/drawing/2016/5/10/chartex" xmlns:cx5="http://schemas.microsoft.com/office/drawing/2016/5/11/chartex" xmlns:cx6="http://schemas.microsoft.com/office/drawing/2016/5/12/chartex" xmlns:cx7="http://schemas.microsoft.com/office/drawing/2016/5/13/chartex" xmlns:cx8="http://schemas.microsoft.com/office/drawing/2016/5/14/chartex" xmlns:mc="http://schemas.openxmlformats.org/markup-compatibility/2006" xmlns:aink="http://schemas.microsoft.com/office/drawing/2016/ink" xmlns:am3d="http://schemas.microsoft.com/office/drawing/2017/model3d" xmlns:o="urn:schemas-microsoft-com:office:office" xmlns:oel="http://schemas.microsoft.com/office/2019/extlst" xmlns:r="http://schemas.openxmlformats.org/officeDocument/2006/relationships" xmlns:m="http://schemas.openxmlformats.org/officeDocument/2006/math" xmlns:v="urn:schemas-microsoft-com:vml" xmlns:wp14="http://schemas.microsoft.com/office/word/2010/wordprocessingDrawing" xmlns:wp="http://schemas.openxmlformats.org/drawingml/2006/wordprocessingDrawing" xmlns:w10="urn:schemas-microsoft-com:office:word" xmlns:w="http://schemas.openxmlformats.org/wordprocessingml/2006/main" xmlns:w14="http://schemas.microsoft.com/office/word/2010/wordml" xmlns:w15="http://schemas.microsoft.com/office/word/2012/wordml" xmlns:w16cei="http://schemas.microsoft.com/office/word/2026/wordml/cei" xmlns:w16cex="http://schemas.microsoft.com/office/word/2018/wordml/cex" xmlns:w16cid="http://schemas.microsoft.com/office/word/2016/wordml/cid" xmlns:w16="http://schemas.microsoft.com/office/word/2018/wordml" xmlns:w16du="http://schemas.microsoft.com/office/word/2023/wordml/word16du" xmlns:w16sdtdh="http://schemas.microsoft.com/office/word/2020/wordml/sdtdatahash" xmlns:w16sdtfl="http://schemas.microsoft.com/office/word/2024/wordml/sdtformatlock" xmlns:w16se="http://schemas.microsoft.com/office/word/2015/wordml/symex" xmlns:wpg="http://schemas.microsoft.com/office/word/2010/wordprocessingGroup" xmlns:wpi="http://schemas.microsoft.com/office/word/2010/wordprocessingInk" xmlns:wne="http://schemas.microsoft.com/office/word/2006/wordml" xmlns:wps="http://schemas.microsoft.com/office/word/2010/wordprocessingShape" mc:Ignorable="w14 w15 w16se w16cid w16 w16cex w16sdtdh w16sdtfl w16du wp14">
   <w:body>
     <w:p>
-      <w:pPr>
-        <w:rPr>
-          <w:rFonts w:ascii="Sakkal Majalla" w:hAnsi="Sakkal Majalla" w:cs="Sakkal Majalla"/>
-          <w:sz w:val="28"/>
-          <w:szCs w:val="28"/>
-        </w:rPr>
-      </w:pPr>
-      <w:r>
-        <w:rPr>
-          <w:rFonts w:ascii="Sakkal Majalla" w:hAnsi="Sakkal Majalla" w:cs="Sakkal Majalla"/>
-          <w:sz w:val="28"/>
-          <w:szCs w:val="28"/>
-        </w:rPr>
-        <w:t xml:space="preserve">The Publish option enables you to save your Excel workbooks to a folder on your OneDrive for Business account and then publish </w:t>
-      </w:r>
-      <w:r>
-        <w:rPr>
-          <w:rFonts w:ascii="Sakkal Majalla" w:hAnsi="Sakkal Majalla" w:cs="Sakkal Majalla"/>
-          <w:sz w:val="28"/>
-          <w:szCs w:val="28"/>
-        </w:rPr>
-        <w:t>them</w:t>
-      </w:r>
-      <w:r>
-        <w:rPr>
-          <w:rFonts w:ascii="Sakkal Majalla" w:hAnsi="Sakkal Majalla" w:cs="Sakkal Majalla"/>
-          <w:sz w:val="28"/>
-          <w:szCs w:val="28"/>
-        </w:rPr>
-        <w:t xml:space="preserve"> to </w:t>
-      </w:r>
-      <w:r>
-        <w:rPr>
-          <w:rFonts w:ascii="Sakkal Majalla" w:hAnsi="Sakkal Majalla" w:cs="Sakkal Majalla"/>
-          <w:b/>
-          <w:bCs/>
-          <w:color w:val="C00000"/>
-          <w:sz w:val="28"/>
-          <w:szCs w:val="28"/>
-        </w:rPr>
-        <w:t>Microsoft’s Power BI</w:t>
-      </w:r>
-      <w:r>
-        <w:rPr>
-          <w:rFonts w:ascii="Sakkal Majalla" w:hAnsi="Sakkal Majalla" w:cs="Sakkal Majalla"/>
-          <w:color w:val="C00000"/>
-          <w:sz w:val="28"/>
-          <w:szCs w:val="28"/>
-        </w:rPr>
-        <w:t xml:space="preserve"> </w:t>
-      </w:r>
-      <w:r>
-        <w:rPr>
-          <w:rFonts w:ascii="Sakkal Majalla" w:hAnsi="Sakkal Majalla" w:cs="Sakkal Majalla"/>
-          <w:sz w:val="28"/>
-          <w:szCs w:val="28"/>
-        </w:rPr>
-        <w:t>(</w:t>
-      </w:r>
-      <w:r>
-        <w:rPr>
-          <w:rFonts w:ascii="Sakkal Majalla" w:hAnsi="Sakkal Majalla" w:cs="Sakkal Majalla"/>
-          <w:b/>
-          <w:bCs/>
-          <w:color w:val="C00000"/>
-          <w:sz w:val="28"/>
-          <w:szCs w:val="28"/>
-        </w:rPr>
-        <w:t>Business Intelligence</w:t>
-      </w:r>
-      <w:r>
-        <w:rPr>
-          <w:rFonts w:ascii="Sakkal Majalla" w:hAnsi="Sakkal Majalla" w:cs="Sakkal Majalla"/>
-          <w:sz w:val="28"/>
-          <w:szCs w:val="28"/>
-        </w:rPr>
-        <w:t>) stand-alone application that enables you to create visual dashboards that highlight and help explain the story behind the worksheet data.</w:t>
-      </w:r>
-    </w:p>
-    <w:p>
-      <w:pPr>
-        <w:rPr>
-          <w:rFonts w:ascii="Sakkal Majalla" w:hAnsi="Sakkal Majalla" w:cs="Sakkal Majalla"/>
-          <w:sz w:val="28"/>
-          <w:szCs w:val="28"/>
-        </w:rPr>
-      </w:pPr>
-      <w:r>
-        <w:rPr>
-          <w:rFonts w:ascii="Sakkal Majalla" w:hAnsi="Sakkal Majalla" w:cs="Sakkal Majalla"/>
-          <w:sz w:val="28"/>
-          <w:szCs w:val="28"/>
-        </w:rPr>
-        <w:tab/>
-      </w:r>
-      <w:r>
-        <w:rPr>
-          <w:rFonts w:ascii="Sakkal Majalla" w:hAnsi="Sakkal Majalla" w:cs="Sakkal Majalla"/>
-          <w:sz w:val="28"/>
-          <w:szCs w:val="28"/>
-        </w:rPr>
-        <w:tab/>
-        <w:t>==========================================================</w:t>
-      </w:r>
-    </w:p>
-    <w:p>
-      <w:pPr>
-        <w:rPr>
-          <w:rFonts w:ascii="Sakkal Majalla" w:hAnsi="Sakkal Majalla" w:cs="Sakkal Majalla"/>
-          <w:sz w:val="28"/>
-          <w:szCs w:val="28"/>
-        </w:rPr>
-      </w:pPr>
+      <w:r>
+        <w:t>To use the absolute reference with columns or rows</w:t>
+      </w:r>
+      <w:r>
+        <w:t>, we use</w:t>
+      </w:r>
+      <w:r>
+        <w:t>:</w:t>
+      </w:r>
+    </w:p>
+    <w:p>
       <w:r>
         <w:rPr>
           <w:noProof/>
         </w:rPr>
         <w:drawing>
-          <wp:inline distT="0" distB="0" distL="0" distR="0" wp14:anchorId="46025D72" wp14:editId="6B9FE68E">
-            <wp:extent cx="6621849" cy="3533775"/>
-            <wp:effectExtent l="0" t="0" r="7620" b="0"/>
-            <wp:docPr id="108059031" name="Picture 1"/>
+          <wp:inline distT="0" distB="0" distL="0" distR="0" wp14:anchorId="6F207977" wp14:editId="756F6D30">
+            <wp:extent cx="6530799" cy="1447800"/>
+            <wp:effectExtent l="0" t="0" r="3810" b="0"/>
+            <wp:docPr id="591589812" name="Picture 1"/>
             <wp:cNvGraphicFramePr>
               <a:graphicFrameLocks xmlns:a="http://schemas.openxmlformats.org/drawingml/2006/main" noChangeAspect="1"/>
             </wp:cNvGraphicFramePr>
@@ -132,11 +30,17 @@
               <a:graphicData uri="http://schemas.openxmlformats.org/drawingml/2006/picture">
                 <pic:pic xmlns:pic="http://schemas.openxmlformats.org/drawingml/2006/picture">
                   <pic:nvPicPr>
-                    <pic:cNvPr id="108059031" name=""/>
+                    <pic:cNvPr id="591589812" name="Picture 591589812"/>
                     <pic:cNvPicPr/>
                   </pic:nvPicPr>
                   <pic:blipFill>
-                    <a:blip r:embed="rId4"/>
+                    <a:blip r:embed="rId4">
+                      <a:extLst>
+                        <a:ext uri="{28A0092B-C50C-407E-A947-70E740481C1C}">
+                          <a14:useLocalDpi xmlns:a14="http://schemas.microsoft.com/office/drawing/2010/main" val="0"/>
+                        </a:ext>
+                      </a:extLst>
+                    </a:blip>
                     <a:stretch>
                       <a:fillRect/>
                     </a:stretch>
@@ -144,7 +48,7 @@
                   <pic:spPr>
                     <a:xfrm>
                       <a:off x="0" y="0"/>
-                      <a:ext cx="6627675" cy="3536884"/>
+                      <a:ext cx="6533388" cy="1448374"/>
                     </a:xfrm>
                     <a:prstGeom prst="rect">
                       <a:avLst/>
@@ -157,41 +61,17 @@
         </w:drawing>
       </w:r>
     </w:p>
-    <w:p>
-      <w:pPr>
-        <w:ind w:left="720" w:firstLine="720"/>
-        <w:rPr>
-          <w:rFonts w:ascii="Sakkal Majalla" w:hAnsi="Sakkal Majalla" w:cs="Sakkal Majalla"/>
-          <w:sz w:val="28"/>
-          <w:szCs w:val="28"/>
-        </w:rPr>
-      </w:pPr>
-      <w:r>
-        <w:rPr>
-          <w:rFonts w:ascii="Sakkal Majalla" w:hAnsi="Sakkal Majalla" w:cs="Sakkal Majalla"/>
-          <w:sz w:val="28"/>
-          <w:szCs w:val="28"/>
-        </w:rPr>
-        <w:t>==========================================================</w:t>
-      </w:r>
-    </w:p>
-    <w:p>
-      <w:pPr>
-        <w:rPr>
-          <w:rFonts w:ascii="Sakkal Majalla" w:hAnsi="Sakkal Majalla" w:cs="Sakkal Majalla"/>
-          <w:sz w:val="28"/>
-          <w:szCs w:val="28"/>
-        </w:rPr>
-      </w:pPr>
+    <w:p/>
+    <w:p>
       <w:r>
         <w:rPr>
           <w:noProof/>
         </w:rPr>
         <w:drawing>
-          <wp:inline distT="0" distB="0" distL="0" distR="0" wp14:anchorId="10E51CA9" wp14:editId="2EC40F20">
-            <wp:extent cx="6381750" cy="1455666"/>
-            <wp:effectExtent l="0" t="0" r="0" b="0"/>
-            <wp:docPr id="1112836013" name="Picture 1"/>
+          <wp:inline distT="0" distB="0" distL="0" distR="0" wp14:anchorId="6B1C7680" wp14:editId="701F05EF">
+            <wp:extent cx="6570707" cy="3147060"/>
+            <wp:effectExtent l="0" t="0" r="1905" b="0"/>
+            <wp:docPr id="1799988742" name="Picture 2"/>
             <wp:cNvGraphicFramePr>
               <a:graphicFrameLocks xmlns:a="http://schemas.openxmlformats.org/drawingml/2006/main" noChangeAspect="1"/>
             </wp:cNvGraphicFramePr>
@@ -199,11 +79,17 @@
               <a:graphicData uri="http://schemas.openxmlformats.org/drawingml/2006/picture">
                 <pic:pic xmlns:pic="http://schemas.openxmlformats.org/drawingml/2006/picture">
                   <pic:nvPicPr>
-                    <pic:cNvPr id="1112836013" name=""/>
+                    <pic:cNvPr id="1799988742" name="Picture 1799988742"/>
                     <pic:cNvPicPr/>
                   </pic:nvPicPr>
                   <pic:blipFill>
-                    <a:blip r:embed="rId5"/>
+                    <a:blip r:embed="rId5">
+                      <a:extLst>
+                        <a:ext uri="{28A0092B-C50C-407E-A947-70E740481C1C}">
+                          <a14:useLocalDpi xmlns:a14="http://schemas.microsoft.com/office/drawing/2010/main" val="0"/>
+                        </a:ext>
+                      </a:extLst>
+                    </a:blip>
                     <a:stretch>
                       <a:fillRect/>
                     </a:stretch>
@@ -211,7 +97,7 @@
                   <pic:spPr>
                     <a:xfrm>
                       <a:off x="0" y="0"/>
-                      <a:ext cx="6408392" cy="1461743"/>
+                      <a:ext cx="6576104" cy="3149645"/>
                     </a:xfrm>
                     <a:prstGeom prst="rect">
                       <a:avLst/>
@@ -225,41 +111,38 @@
       </w:r>
     </w:p>
     <w:p>
-      <w:pPr>
-        <w:ind w:left="720" w:firstLine="720"/>
-        <w:rPr>
-          <w:rFonts w:ascii="Sakkal Majalla" w:hAnsi="Sakkal Majalla" w:cs="Sakkal Majalla"/>
-          <w:sz w:val="28"/>
-          <w:szCs w:val="28"/>
-        </w:rPr>
-      </w:pPr>
-      <w:r>
-        <w:rPr>
-          <w:rFonts w:ascii="Sakkal Majalla" w:hAnsi="Sakkal Majalla" w:cs="Sakkal Majalla"/>
-          <w:sz w:val="28"/>
-          <w:szCs w:val="28"/>
-        </w:rPr>
-        <w:t>==========================================================</w:t>
-      </w:r>
-    </w:p>
-    <w:p>
-      <w:pPr>
-        <w:rPr>
-          <w:rFonts w:ascii="Sakkal Majalla" w:hAnsi="Sakkal Majalla" w:cs="Sakkal Majalla"/>
-          <w:sz w:val="28"/>
-          <w:szCs w:val="28"/>
-        </w:rPr>
-      </w:pPr>
+      <w:r>
+        <w:tab/>
+      </w:r>
+      <w:r>
+        <w:tab/>
+        <w:t>================================================</w:t>
+      </w:r>
+    </w:p>
+    <w:p/>
+    <w:p/>
+    <w:p/>
+    <w:p/>
+    <w:p/>
+    <w:p/>
+    <w:p/>
+    <w:p/>
+    <w:p>
+      <w:r>
+        <w:lastRenderedPageBreak/>
+        <w:t>To apply the mathematics operation to date cells:</w:t>
+      </w:r>
+    </w:p>
+    <w:p>
       <w:r>
         <w:rPr>
           <w:noProof/>
         </w:rPr>
-        <w:lastRenderedPageBreak/>
         <w:drawing>
-          <wp:inline distT="0" distB="0" distL="0" distR="0" wp14:anchorId="082E51C9" wp14:editId="4EA27DEB">
-            <wp:extent cx="5943600" cy="3494405"/>
-            <wp:effectExtent l="0" t="0" r="0" b="0"/>
-            <wp:docPr id="1460331156" name="Picture 1"/>
+          <wp:inline distT="0" distB="0" distL="0" distR="0" wp14:anchorId="3A806696" wp14:editId="763B66B2">
+            <wp:extent cx="6658923" cy="3558540"/>
+            <wp:effectExtent l="0" t="0" r="8890" b="3810"/>
+            <wp:docPr id="1553744854" name="Picture 3"/>
             <wp:cNvGraphicFramePr>
               <a:graphicFrameLocks xmlns:a="http://schemas.openxmlformats.org/drawingml/2006/main" noChangeAspect="1"/>
             </wp:cNvGraphicFramePr>
@@ -267,11 +150,17 @@
               <a:graphicData uri="http://schemas.openxmlformats.org/drawingml/2006/picture">
                 <pic:pic xmlns:pic="http://schemas.openxmlformats.org/drawingml/2006/picture">
                   <pic:nvPicPr>
-                    <pic:cNvPr id="1460331156" name=""/>
+                    <pic:cNvPr id="1553744854" name="Picture 1553744854"/>
                     <pic:cNvPicPr/>
                   </pic:nvPicPr>
                   <pic:blipFill>
-                    <a:blip r:embed="rId6"/>
+                    <a:blip r:embed="rId6">
+                      <a:extLst>
+                        <a:ext uri="{28A0092B-C50C-407E-A947-70E740481C1C}">
+                          <a14:useLocalDpi xmlns:a14="http://schemas.microsoft.com/office/drawing/2010/main" val="0"/>
+                        </a:ext>
+                      </a:extLst>
+                    </a:blip>
                     <a:stretch>
                       <a:fillRect/>
                     </a:stretch>
@@ -279,7 +168,7 @@
                   <pic:spPr>
                     <a:xfrm>
                       <a:off x="0" y="0"/>
-                      <a:ext cx="5943600" cy="3494405"/>
+                      <a:ext cx="6669957" cy="3564436"/>
                     </a:xfrm>
                     <a:prstGeom prst="rect">
                       <a:avLst/>
@@ -295,145 +184,26 @@
     <w:p>
       <w:pPr>
         <w:ind w:left="720" w:firstLine="720"/>
-        <w:rPr>
-          <w:rFonts w:ascii="Sakkal Majalla" w:hAnsi="Sakkal Majalla" w:cs="Sakkal Majalla"/>
-          <w:sz w:val="28"/>
-          <w:szCs w:val="28"/>
-        </w:rPr>
       </w:pPr>
       <w:r>
-        <w:rPr>
-          <w:rFonts w:ascii="Sakkal Majalla" w:hAnsi="Sakkal Majalla" w:cs="Sakkal Majalla"/>
-          <w:sz w:val="28"/>
-          <w:szCs w:val="28"/>
-        </w:rPr>
-        <w:t>==========================================================</w:t>
-      </w:r>
-    </w:p>
-    <w:p>
-      <w:pPr>
-        <w:rPr>
-          <w:rFonts w:ascii="Sakkal Majalla" w:hAnsi="Sakkal Majalla" w:cs="Sakkal Majalla"/>
-          <w:sz w:val="28"/>
-          <w:szCs w:val="28"/>
-        </w:rPr>
-      </w:pPr>
-      <w:r>
-        <w:rPr>
-          <w:rFonts w:ascii="Sakkal Majalla" w:hAnsi="Sakkal Majalla" w:cs="Sakkal Majalla"/>
-          <w:sz w:val="28"/>
-          <w:szCs w:val="28"/>
-        </w:rPr>
-        <w:t>The Cell contents section of the Formula bar is important because it always shows you the contents of the cell</w:t>
-      </w:r>
-      <w:r>
-        <w:rPr>
-          <w:rFonts w:ascii="Sakkal Majalla" w:hAnsi="Sakkal Majalla" w:cs="Sakkal Majalla"/>
-          <w:sz w:val="28"/>
-          <w:szCs w:val="28"/>
-        </w:rPr>
-        <w:t xml:space="preserve">, </w:t>
-      </w:r>
-      <w:r>
-        <w:rPr>
-          <w:rFonts w:ascii="Sakkal Majalla" w:hAnsi="Sakkal Majalla" w:cs="Sakkal Majalla"/>
-          <w:sz w:val="28"/>
-          <w:szCs w:val="28"/>
-        </w:rPr>
-        <w:t xml:space="preserve">even when the worksheet does not. (When you’re dealing with a formula, Excel displays only the formula result in the cell and not the formula itself.) You can edit the contents of the cell in this area at any time. By the same token, </w:t>
-      </w:r>
-      <w:r>
-        <w:rPr>
-          <w:rFonts w:ascii="Sakkal Majalla" w:hAnsi="Sakkal Majalla" w:cs="Sakkal Majalla"/>
-          <w:b/>
-          <w:bCs/>
-          <w:color w:val="538135" w:themeColor="accent6" w:themeShade="BF"/>
-          <w:sz w:val="28"/>
-          <w:szCs w:val="28"/>
-        </w:rPr>
-        <w:t>when the Cell contents area is blank</w:t>
-      </w:r>
-      <w:r>
-        <w:rPr>
-          <w:rFonts w:ascii="Sakkal Majalla" w:hAnsi="Sakkal Majalla" w:cs="Sakkal Majalla"/>
-          <w:sz w:val="28"/>
-          <w:szCs w:val="28"/>
-        </w:rPr>
-        <w:t xml:space="preserve">, you know that </w:t>
-      </w:r>
-      <w:r>
-        <w:rPr>
-          <w:rFonts w:ascii="Sakkal Majalla" w:hAnsi="Sakkal Majalla" w:cs="Sakkal Majalla"/>
-          <w:b/>
-          <w:bCs/>
-          <w:color w:val="538135" w:themeColor="accent6" w:themeShade="BF"/>
-          <w:sz w:val="28"/>
-          <w:szCs w:val="28"/>
-        </w:rPr>
-        <w:t>the cell is empty</w:t>
-      </w:r>
-      <w:r>
-        <w:rPr>
-          <w:rFonts w:ascii="Sakkal Majalla" w:hAnsi="Sakkal Majalla" w:cs="Sakkal Majalla"/>
-          <w:color w:val="538135" w:themeColor="accent6" w:themeShade="BF"/>
-          <w:sz w:val="28"/>
-          <w:szCs w:val="28"/>
-        </w:rPr>
-        <w:t xml:space="preserve"> </w:t>
-      </w:r>
-      <w:r>
-        <w:rPr>
-          <w:rFonts w:ascii="Sakkal Majalla" w:hAnsi="Sakkal Majalla" w:cs="Sakkal Majalla"/>
-          <w:sz w:val="28"/>
-          <w:szCs w:val="28"/>
-        </w:rPr>
-        <w:t>as well</w:t>
-      </w:r>
-      <w:r>
-        <w:rPr>
-          <w:rFonts w:ascii="Sakkal Majalla" w:hAnsi="Sakkal Majalla" w:cs="Sakkal Majalla"/>
-          <w:sz w:val="28"/>
-          <w:szCs w:val="28"/>
-        </w:rPr>
-        <w:t>.</w:t>
-      </w:r>
-    </w:p>
-    <w:p>
-      <w:pPr>
-        <w:ind w:left="720" w:firstLine="720"/>
-        <w:rPr>
-          <w:rFonts w:ascii="Sakkal Majalla" w:hAnsi="Sakkal Majalla" w:cs="Sakkal Majalla"/>
-          <w:sz w:val="28"/>
-          <w:szCs w:val="28"/>
-        </w:rPr>
-      </w:pPr>
-      <w:r>
-        <w:rPr>
-          <w:rFonts w:ascii="Sakkal Majalla" w:hAnsi="Sakkal Majalla" w:cs="Sakkal Majalla"/>
-          <w:sz w:val="28"/>
-          <w:szCs w:val="28"/>
-        </w:rPr>
-        <w:t>==========================================================</w:t>
-      </w:r>
-    </w:p>
-    <w:p>
-      <w:pPr>
-        <w:rPr>
-          <w:rFonts w:ascii="Sakkal Majalla" w:hAnsi="Sakkal Majalla" w:cs="Sakkal Majalla"/>
-          <w:sz w:val="28"/>
-          <w:szCs w:val="28"/>
-        </w:rPr>
-      </w:pPr>
+        <w:t>================================================</w:t>
+      </w:r>
+    </w:p>
+    <w:p>
+      <w:r>
+        <w:t>To find the max in the cell:</w:t>
+      </w:r>
+    </w:p>
+    <w:p>
       <w:r>
         <w:rPr>
           <w:noProof/>
         </w:rPr>
-        <w:lastRenderedPageBreak/>
         <w:drawing>
-          <wp:inline distT="0" distB="0" distL="0" distR="0" wp14:anchorId="77E0349B" wp14:editId="41F26A19">
-            <wp:extent cx="5943600" cy="3341370"/>
-            <wp:effectExtent l="0" t="0" r="0" b="0"/>
-            <wp:docPr id="113315050" name="Picture 1"/>
+          <wp:inline distT="0" distB="0" distL="0" distR="0" wp14:anchorId="17E56116" wp14:editId="025B3038">
+            <wp:extent cx="6302375" cy="3261360"/>
+            <wp:effectExtent l="0" t="0" r="3175" b="0"/>
+            <wp:docPr id="1511771041" name="Picture 4"/>
             <wp:cNvGraphicFramePr>
               <a:graphicFrameLocks xmlns:a="http://schemas.openxmlformats.org/drawingml/2006/main" noChangeAspect="1"/>
             </wp:cNvGraphicFramePr>
@@ -441,11 +211,17 @@
               <a:graphicData uri="http://schemas.openxmlformats.org/drawingml/2006/picture">
                 <pic:pic xmlns:pic="http://schemas.openxmlformats.org/drawingml/2006/picture">
                   <pic:nvPicPr>
-                    <pic:cNvPr id="113315050" name=""/>
+                    <pic:cNvPr id="1511771041" name="Picture 1511771041"/>
                     <pic:cNvPicPr/>
                   </pic:nvPicPr>
                   <pic:blipFill>
-                    <a:blip r:embed="rId7"/>
+                    <a:blip r:embed="rId7">
+                      <a:extLst>
+                        <a:ext uri="{28A0092B-C50C-407E-A947-70E740481C1C}">
+                          <a14:useLocalDpi xmlns:a14="http://schemas.microsoft.com/office/drawing/2010/main" val="0"/>
+                        </a:ext>
+                      </a:extLst>
+                    </a:blip>
                     <a:stretch>
                       <a:fillRect/>
                     </a:stretch>
@@ -453,7 +229,7 @@
                   <pic:spPr>
                     <a:xfrm>
                       <a:off x="0" y="0"/>
-                      <a:ext cx="5943600" cy="3341370"/>
+                      <a:ext cx="6305770" cy="3263117"/>
                     </a:xfrm>
                     <a:prstGeom prst="rect">
                       <a:avLst/>
@@ -469,38 +245,68 @@
     <w:p>
       <w:pPr>
         <w:ind w:left="720" w:firstLine="720"/>
+      </w:pPr>
+      <w:r>
+        <w:t>================================================</w:t>
+      </w:r>
+    </w:p>
+    <w:p>
+      <w:r>
+        <w:lastRenderedPageBreak/>
+        <w:t xml:space="preserve">The same issue for other formulas to use: </w:t>
+      </w:r>
+      <w:r>
         <w:rPr>
-          <w:rFonts w:ascii="Sakkal Majalla" w:hAnsi="Sakkal Majalla" w:cs="Sakkal Majalla"/>
-          <w:sz w:val="28"/>
-          <w:szCs w:val="28"/>
+          <w:b/>
+          <w:bCs/>
+          <w:color w:val="0070C0"/>
         </w:rPr>
-      </w:pPr>
+        <w:t>min</w:t>
+      </w:r>
+      <w:r>
+        <w:t xml:space="preserve">, </w:t>
+      </w:r>
       <w:r>
         <w:rPr>
-          <w:rFonts w:ascii="Sakkal Majalla" w:hAnsi="Sakkal Majalla" w:cs="Sakkal Majalla"/>
-          <w:sz w:val="28"/>
-          <w:szCs w:val="28"/>
+          <w:b/>
+          <w:bCs/>
+          <w:color w:val="0070C0"/>
         </w:rPr>
-        <w:t>==========================================================</w:t>
-      </w:r>
-    </w:p>
-    <w:p>
-      <w:pPr>
+        <w:t>max</w:t>
+      </w:r>
+      <w:r>
+        <w:t xml:space="preserve">, </w:t>
+      </w:r>
+      <w:r>
         <w:rPr>
-          <w:rFonts w:ascii="Sakkal Majalla" w:hAnsi="Sakkal Majalla" w:cs="Sakkal Majalla"/>
-          <w:sz w:val="28"/>
-          <w:szCs w:val="28"/>
+          <w:b/>
+          <w:bCs/>
+          <w:color w:val="0070C0"/>
         </w:rPr>
-      </w:pPr>
+        <w:t>avg</w:t>
+      </w:r>
+      <w:r>
+        <w:t xml:space="preserve">, and </w:t>
+      </w:r>
+      <w:r>
+        <w:rPr>
+          <w:b/>
+          <w:bCs/>
+          <w:color w:val="0070C0"/>
+        </w:rPr>
+        <w:t>sum</w:t>
+      </w:r>
+    </w:p>
+    <w:p>
       <w:r>
         <w:rPr>
           <w:noProof/>
         </w:rPr>
         <w:drawing>
-          <wp:inline distT="0" distB="0" distL="0" distR="0" wp14:anchorId="79AB10C8" wp14:editId="28792FB7">
-            <wp:extent cx="5943600" cy="3564890"/>
-            <wp:effectExtent l="0" t="0" r="0" b="0"/>
-            <wp:docPr id="1636468753" name="Picture 1"/>
+          <wp:inline distT="0" distB="0" distL="0" distR="0" wp14:anchorId="5E8D9134" wp14:editId="6268EA03">
+            <wp:extent cx="6448830" cy="3436620"/>
+            <wp:effectExtent l="0" t="0" r="9525" b="0"/>
+            <wp:docPr id="198930377" name="Picture 5"/>
             <wp:cNvGraphicFramePr>
               <a:graphicFrameLocks xmlns:a="http://schemas.openxmlformats.org/drawingml/2006/main" noChangeAspect="1"/>
             </wp:cNvGraphicFramePr>
@@ -508,11 +314,17 @@
               <a:graphicData uri="http://schemas.openxmlformats.org/drawingml/2006/picture">
                 <pic:pic xmlns:pic="http://schemas.openxmlformats.org/drawingml/2006/picture">
                   <pic:nvPicPr>
-                    <pic:cNvPr id="1636468753" name=""/>
+                    <pic:cNvPr id="198930377" name="Picture 198930377"/>
                     <pic:cNvPicPr/>
                   </pic:nvPicPr>
                   <pic:blipFill>
-                    <a:blip r:embed="rId8"/>
+                    <a:blip r:embed="rId8">
+                      <a:extLst>
+                        <a:ext uri="{28A0092B-C50C-407E-A947-70E740481C1C}">
+                          <a14:useLocalDpi xmlns:a14="http://schemas.microsoft.com/office/drawing/2010/main" val="0"/>
+                        </a:ext>
+                      </a:extLst>
+                    </a:blip>
                     <a:stretch>
                       <a:fillRect/>
                     </a:stretch>
@@ -520,7 +332,7 @@
                   <pic:spPr>
                     <a:xfrm>
                       <a:off x="0" y="0"/>
-                      <a:ext cx="5943600" cy="3564890"/>
+                      <a:ext cx="6457361" cy="3441166"/>
                     </a:xfrm>
                     <a:prstGeom prst="rect">
                       <a:avLst/>
@@ -536,103 +348,26 @@
     <w:p>
       <w:pPr>
         <w:ind w:left="720" w:firstLine="720"/>
-        <w:rPr>
-          <w:rFonts w:ascii="Sakkal Majalla" w:hAnsi="Sakkal Majalla" w:cs="Sakkal Majalla"/>
-          <w:sz w:val="28"/>
-          <w:szCs w:val="28"/>
-        </w:rPr>
       </w:pPr>
       <w:r>
-        <w:rPr>
-          <w:rFonts w:ascii="Sakkal Majalla" w:hAnsi="Sakkal Majalla" w:cs="Sakkal Majalla"/>
-          <w:sz w:val="28"/>
-          <w:szCs w:val="28"/>
-        </w:rPr>
-        <w:t>==========================================================</w:t>
-      </w:r>
-    </w:p>
-    <w:p>
-      <w:pPr>
-        <w:rPr>
-          <w:rFonts w:ascii="Sakkal Majalla" w:hAnsi="Sakkal Majalla" w:cs="Sakkal Majalla"/>
-          <w:sz w:val="28"/>
-          <w:szCs w:val="28"/>
-        </w:rPr>
-      </w:pPr>
-      <w:r>
-        <w:rPr>
-          <w:rFonts w:ascii="Sakkal Majalla" w:hAnsi="Sakkal Majalla" w:cs="Sakkal Majalla"/>
-          <w:sz w:val="28"/>
-          <w:szCs w:val="28"/>
-        </w:rPr>
-        <w:lastRenderedPageBreak/>
-        <w:t xml:space="preserve">Excel offers extensive online help in the Help taskbar that you can make use of anytime while using the program. To display the Excel Help taskbar, </w:t>
-      </w:r>
-      <w:r>
-        <w:rPr>
-          <w:rFonts w:ascii="Sakkal Majalla" w:hAnsi="Sakkal Majalla" w:cs="Sakkal Majalla"/>
-          <w:b/>
-          <w:bCs/>
-          <w:color w:val="0070C0"/>
-          <w:sz w:val="28"/>
-          <w:szCs w:val="28"/>
-        </w:rPr>
-        <w:t>click the Help button on the Help tab of the Ribbon</w:t>
-      </w:r>
-      <w:r>
-        <w:rPr>
-          <w:rFonts w:ascii="Sakkal Majalla" w:hAnsi="Sakkal Majalla" w:cs="Sakkal Majalla"/>
-          <w:color w:val="0070C0"/>
-          <w:sz w:val="28"/>
-          <w:szCs w:val="28"/>
-        </w:rPr>
-        <w:t xml:space="preserve"> </w:t>
-      </w:r>
-      <w:r>
-        <w:rPr>
-          <w:rFonts w:ascii="Sakkal Majalla" w:hAnsi="Sakkal Majalla" w:cs="Sakkal Majalla"/>
-          <w:sz w:val="28"/>
-          <w:szCs w:val="28"/>
-        </w:rPr>
-        <w:t xml:space="preserve">(Alt+Y2H) or </w:t>
-      </w:r>
-      <w:r>
-        <w:rPr>
-          <w:rFonts w:ascii="Sakkal Majalla" w:hAnsi="Sakkal Majalla" w:cs="Sakkal Majalla"/>
-          <w:b/>
-          <w:bCs/>
-          <w:color w:val="0070C0"/>
-          <w:sz w:val="28"/>
-          <w:szCs w:val="28"/>
-        </w:rPr>
-        <w:t>press F1</w:t>
-      </w:r>
-      <w:r>
-        <w:rPr>
-          <w:rFonts w:ascii="Sakkal Majalla" w:hAnsi="Sakkal Majalla" w:cs="Sakkal Majalla"/>
-          <w:sz w:val="28"/>
-          <w:szCs w:val="28"/>
-        </w:rPr>
-        <w:t>.</w:t>
-      </w:r>
-    </w:p>
-    <w:p>
-      <w:pPr>
-        <w:rPr>
-          <w:rFonts w:ascii="Sakkal Majalla" w:hAnsi="Sakkal Majalla" w:cs="Sakkal Majalla"/>
-          <w:sz w:val="28"/>
-          <w:szCs w:val="28"/>
-        </w:rPr>
-      </w:pPr>
+        <w:t>================================================</w:t>
+      </w:r>
+    </w:p>
+    <w:p>
+      <w:r>
+        <w:t>We can apply the formula using the rectangle of the cell:</w:t>
+      </w:r>
+    </w:p>
+    <w:p>
       <w:r>
         <w:rPr>
           <w:noProof/>
         </w:rPr>
         <w:drawing>
-          <wp:inline distT="0" distB="0" distL="0" distR="0" wp14:anchorId="63E149BD" wp14:editId="76EA160C">
-            <wp:extent cx="5943600" cy="3002280"/>
-            <wp:effectExtent l="0" t="0" r="0" b="7620"/>
-            <wp:docPr id="1628992257" name="Picture 1"/>
+          <wp:inline distT="0" distB="0" distL="0" distR="0" wp14:anchorId="1124A81A" wp14:editId="51F8BC6E">
+            <wp:extent cx="6520180" cy="3390900"/>
+            <wp:effectExtent l="0" t="0" r="0" b="0"/>
+            <wp:docPr id="1155535847" name="Picture 6"/>
             <wp:cNvGraphicFramePr>
               <a:graphicFrameLocks xmlns:a="http://schemas.openxmlformats.org/drawingml/2006/main" noChangeAspect="1"/>
             </wp:cNvGraphicFramePr>
@@ -640,11 +375,17 @@
               <a:graphicData uri="http://schemas.openxmlformats.org/drawingml/2006/picture">
                 <pic:pic xmlns:pic="http://schemas.openxmlformats.org/drawingml/2006/picture">
                   <pic:nvPicPr>
-                    <pic:cNvPr id="1628992257" name=""/>
+                    <pic:cNvPr id="1155535847" name="Picture 1155535847"/>
                     <pic:cNvPicPr/>
                   </pic:nvPicPr>
                   <pic:blipFill>
-                    <a:blip r:embed="rId9"/>
+                    <a:blip r:embed="rId9">
+                      <a:extLst>
+                        <a:ext uri="{28A0092B-C50C-407E-A947-70E740481C1C}">
+                          <a14:useLocalDpi xmlns:a14="http://schemas.microsoft.com/office/drawing/2010/main" val="0"/>
+                        </a:ext>
+                      </a:extLst>
+                    </a:blip>
                     <a:stretch>
                       <a:fillRect/>
                     </a:stretch>
@@ -652,7 +393,7 @@
                   <pic:spPr>
                     <a:xfrm>
                       <a:off x="0" y="0"/>
-                      <a:ext cx="5943600" cy="3002280"/>
+                      <a:ext cx="6530960" cy="3396506"/>
                     </a:xfrm>
                     <a:prstGeom prst="rect">
                       <a:avLst/>
@@ -668,38 +409,27 @@
     <w:p>
       <w:pPr>
         <w:ind w:left="720" w:firstLine="720"/>
-        <w:rPr>
-          <w:rFonts w:ascii="Sakkal Majalla" w:hAnsi="Sakkal Majalla" w:cs="Sakkal Majalla"/>
-          <w:sz w:val="28"/>
-          <w:szCs w:val="28"/>
-        </w:rPr>
       </w:pPr>
       <w:r>
-        <w:rPr>
-          <w:rFonts w:ascii="Sakkal Majalla" w:hAnsi="Sakkal Majalla" w:cs="Sakkal Majalla"/>
-          <w:sz w:val="28"/>
-          <w:szCs w:val="28"/>
-        </w:rPr>
-        <w:t>==========================================================</w:t>
-      </w:r>
-    </w:p>
-    <w:p>
-      <w:pPr>
-        <w:rPr>
-          <w:rFonts w:ascii="Sakkal Majalla" w:hAnsi="Sakkal Majalla" w:cs="Sakkal Majalla"/>
-          <w:sz w:val="28"/>
-          <w:szCs w:val="28"/>
-        </w:rPr>
-      </w:pPr>
+        <w:t>================================================</w:t>
+      </w:r>
+    </w:p>
+    <w:p>
+      <w:r>
+        <w:lastRenderedPageBreak/>
+        <w:t>To apply the format on the cell:</w:t>
+      </w:r>
+    </w:p>
+    <w:p>
       <w:r>
         <w:rPr>
           <w:noProof/>
         </w:rPr>
         <w:drawing>
-          <wp:inline distT="0" distB="0" distL="0" distR="0" wp14:anchorId="3F5A8716" wp14:editId="5BC109D0">
-            <wp:extent cx="5943600" cy="3006725"/>
-            <wp:effectExtent l="0" t="0" r="0" b="3175"/>
-            <wp:docPr id="1302590664" name="Picture 1"/>
+          <wp:inline distT="0" distB="0" distL="0" distR="0" wp14:anchorId="7E79F55A" wp14:editId="25F25B65">
+            <wp:extent cx="6587629" cy="3520440"/>
+            <wp:effectExtent l="0" t="0" r="3810" b="3810"/>
+            <wp:docPr id="753805419" name="Picture 8"/>
             <wp:cNvGraphicFramePr>
               <a:graphicFrameLocks xmlns:a="http://schemas.openxmlformats.org/drawingml/2006/main" noChangeAspect="1"/>
             </wp:cNvGraphicFramePr>
@@ -707,11 +437,17 @@
               <a:graphicData uri="http://schemas.openxmlformats.org/drawingml/2006/picture">
                 <pic:pic xmlns:pic="http://schemas.openxmlformats.org/drawingml/2006/picture">
                   <pic:nvPicPr>
-                    <pic:cNvPr id="1302590664" name=""/>
+                    <pic:cNvPr id="753805419" name="Picture 753805419"/>
                     <pic:cNvPicPr/>
                   </pic:nvPicPr>
                   <pic:blipFill>
-                    <a:blip r:embed="rId10"/>
+                    <a:blip r:embed="rId10">
+                      <a:extLst>
+                        <a:ext uri="{28A0092B-C50C-407E-A947-70E740481C1C}">
+                          <a14:useLocalDpi xmlns:a14="http://schemas.microsoft.com/office/drawing/2010/main" val="0"/>
+                        </a:ext>
+                      </a:extLst>
+                    </a:blip>
                     <a:stretch>
                       <a:fillRect/>
                     </a:stretch>
@@ -719,7 +455,7 @@
                   <pic:spPr>
                     <a:xfrm>
                       <a:off x="0" y="0"/>
-                      <a:ext cx="5943600" cy="3006725"/>
+                      <a:ext cx="6595697" cy="3524752"/>
                     </a:xfrm>
                     <a:prstGeom prst="rect">
                       <a:avLst/>
@@ -735,39 +471,26 @@
     <w:p>
       <w:pPr>
         <w:ind w:left="720" w:firstLine="720"/>
-        <w:rPr>
-          <w:rFonts w:ascii="Sakkal Majalla" w:hAnsi="Sakkal Majalla" w:cs="Sakkal Majalla"/>
-          <w:sz w:val="28"/>
-          <w:szCs w:val="28"/>
-        </w:rPr>
       </w:pPr>
       <w:r>
-        <w:rPr>
-          <w:rFonts w:ascii="Sakkal Majalla" w:hAnsi="Sakkal Majalla" w:cs="Sakkal Majalla"/>
-          <w:sz w:val="28"/>
-          <w:szCs w:val="28"/>
-        </w:rPr>
-        <w:t>==========================================================</w:t>
-      </w:r>
-    </w:p>
-    <w:p>
-      <w:pPr>
-        <w:rPr>
-          <w:rFonts w:ascii="Sakkal Majalla" w:hAnsi="Sakkal Majalla" w:cs="Sakkal Majalla"/>
-          <w:sz w:val="28"/>
-          <w:szCs w:val="28"/>
-        </w:rPr>
-      </w:pPr>
+        <w:t>================================================</w:t>
+      </w:r>
+    </w:p>
+    <w:p>
+      <w:r>
+        <w:t>To use the conditional formatting with its formulas:</w:t>
+      </w:r>
+    </w:p>
+    <w:p>
       <w:r>
         <w:rPr>
           <w:noProof/>
         </w:rPr>
-        <w:lastRenderedPageBreak/>
         <w:drawing>
-          <wp:inline distT="0" distB="0" distL="0" distR="0" wp14:anchorId="64450BA1" wp14:editId="3D42AACA">
-            <wp:extent cx="5943600" cy="3171825"/>
-            <wp:effectExtent l="0" t="0" r="0" b="9525"/>
-            <wp:docPr id="297765706" name="Picture 1"/>
+          <wp:inline distT="0" distB="0" distL="0" distR="0" wp14:anchorId="02EDB05C" wp14:editId="797DE288">
+            <wp:extent cx="6624955" cy="3299460"/>
+            <wp:effectExtent l="0" t="0" r="4445" b="0"/>
+            <wp:docPr id="201366474" name="Picture 9"/>
             <wp:cNvGraphicFramePr>
               <a:graphicFrameLocks xmlns:a="http://schemas.openxmlformats.org/drawingml/2006/main" noChangeAspect="1"/>
             </wp:cNvGraphicFramePr>
@@ -775,11 +498,17 @@
               <a:graphicData uri="http://schemas.openxmlformats.org/drawingml/2006/picture">
                 <pic:pic xmlns:pic="http://schemas.openxmlformats.org/drawingml/2006/picture">
                   <pic:nvPicPr>
-                    <pic:cNvPr id="297765706" name=""/>
+                    <pic:cNvPr id="201366474" name="Picture 201366474"/>
                     <pic:cNvPicPr/>
                   </pic:nvPicPr>
                   <pic:blipFill>
-                    <a:blip r:embed="rId11"/>
+                    <a:blip r:embed="rId11">
+                      <a:extLst>
+                        <a:ext uri="{28A0092B-C50C-407E-A947-70E740481C1C}">
+                          <a14:useLocalDpi xmlns:a14="http://schemas.microsoft.com/office/drawing/2010/main" val="0"/>
+                        </a:ext>
+                      </a:extLst>
+                    </a:blip>
                     <a:stretch>
                       <a:fillRect/>
                     </a:stretch>
@@ -787,7 +516,7 @@
                   <pic:spPr>
                     <a:xfrm>
                       <a:off x="0" y="0"/>
-                      <a:ext cx="5943600" cy="3171825"/>
+                      <a:ext cx="6636113" cy="3305017"/>
                     </a:xfrm>
                     <a:prstGeom prst="rect">
                       <a:avLst/>
@@ -803,38 +532,27 @@
     <w:p>
       <w:pPr>
         <w:ind w:left="720" w:firstLine="720"/>
-        <w:rPr>
-          <w:rFonts w:ascii="Sakkal Majalla" w:hAnsi="Sakkal Majalla" w:cs="Sakkal Majalla"/>
-          <w:sz w:val="28"/>
-          <w:szCs w:val="28"/>
-        </w:rPr>
       </w:pPr>
       <w:r>
-        <w:rPr>
-          <w:rFonts w:ascii="Sakkal Majalla" w:hAnsi="Sakkal Majalla" w:cs="Sakkal Majalla"/>
-          <w:sz w:val="28"/>
-          <w:szCs w:val="28"/>
-        </w:rPr>
-        <w:t>==========================================================</w:t>
-      </w:r>
-    </w:p>
-    <w:p>
-      <w:pPr>
-        <w:rPr>
-          <w:rFonts w:ascii="Sakkal Majalla" w:hAnsi="Sakkal Majalla" w:cs="Sakkal Majalla"/>
-          <w:sz w:val="28"/>
-          <w:szCs w:val="28"/>
-        </w:rPr>
-      </w:pPr>
+        <w:t>================================================</w:t>
+      </w:r>
+    </w:p>
+    <w:p>
+      <w:r>
+        <w:lastRenderedPageBreak/>
+        <w:t>To create a conditional formatting using the Top 10%:</w:t>
+      </w:r>
+    </w:p>
+    <w:p>
       <w:r>
         <w:rPr>
           <w:noProof/>
         </w:rPr>
         <w:drawing>
-          <wp:inline distT="0" distB="0" distL="0" distR="0" wp14:anchorId="785CEC46" wp14:editId="067CF74F">
-            <wp:extent cx="5943600" cy="3180715"/>
-            <wp:effectExtent l="0" t="0" r="0" b="635"/>
-            <wp:docPr id="1332370229" name="Picture 1"/>
+          <wp:inline distT="0" distB="0" distL="0" distR="0" wp14:anchorId="543EEA34" wp14:editId="4576D23C">
+            <wp:extent cx="6511187" cy="3474720"/>
+            <wp:effectExtent l="0" t="0" r="4445" b="0"/>
+            <wp:docPr id="593192530" name="Picture 10"/>
             <wp:cNvGraphicFramePr>
               <a:graphicFrameLocks xmlns:a="http://schemas.openxmlformats.org/drawingml/2006/main" noChangeAspect="1"/>
             </wp:cNvGraphicFramePr>
@@ -842,11 +560,17 @@
               <a:graphicData uri="http://schemas.openxmlformats.org/drawingml/2006/picture">
                 <pic:pic xmlns:pic="http://schemas.openxmlformats.org/drawingml/2006/picture">
                   <pic:nvPicPr>
-                    <pic:cNvPr id="1332370229" name=""/>
+                    <pic:cNvPr id="593192530" name="Picture 593192530"/>
                     <pic:cNvPicPr/>
                   </pic:nvPicPr>
                   <pic:blipFill>
-                    <a:blip r:embed="rId12"/>
+                    <a:blip r:embed="rId12">
+                      <a:extLst>
+                        <a:ext uri="{28A0092B-C50C-407E-A947-70E740481C1C}">
+                          <a14:useLocalDpi xmlns:a14="http://schemas.microsoft.com/office/drawing/2010/main" val="0"/>
+                        </a:ext>
+                      </a:extLst>
+                    </a:blip>
                     <a:stretch>
                       <a:fillRect/>
                     </a:stretch>
@@ -854,7 +578,7 @@
                   <pic:spPr>
                     <a:xfrm>
                       <a:off x="0" y="0"/>
-                      <a:ext cx="5943600" cy="3180715"/>
+                      <a:ext cx="6513354" cy="3475877"/>
                     </a:xfrm>
                     <a:prstGeom prst="rect">
                       <a:avLst/>
@@ -870,39 +594,26 @@
     <w:p>
       <w:pPr>
         <w:ind w:left="720" w:firstLine="720"/>
-        <w:rPr>
-          <w:rFonts w:ascii="Sakkal Majalla" w:hAnsi="Sakkal Majalla" w:cs="Sakkal Majalla"/>
-          <w:sz w:val="28"/>
-          <w:szCs w:val="28"/>
-        </w:rPr>
       </w:pPr>
       <w:r>
-        <w:rPr>
-          <w:rFonts w:ascii="Sakkal Majalla" w:hAnsi="Sakkal Majalla" w:cs="Sakkal Majalla"/>
-          <w:sz w:val="28"/>
-          <w:szCs w:val="28"/>
-        </w:rPr>
-        <w:t>==========================================================</w:t>
-      </w:r>
-    </w:p>
-    <w:p>
-      <w:pPr>
-        <w:rPr>
-          <w:rFonts w:ascii="Sakkal Majalla" w:hAnsi="Sakkal Majalla" w:cs="Sakkal Majalla"/>
-          <w:sz w:val="28"/>
-          <w:szCs w:val="28"/>
-        </w:rPr>
-      </w:pPr>
+        <w:t>================================================</w:t>
+      </w:r>
+    </w:p>
+    <w:p>
+      <w:r>
+        <w:t>To increase or decrease the decimal point of a number:</w:t>
+      </w:r>
+    </w:p>
+    <w:p>
       <w:r>
         <w:rPr>
           <w:noProof/>
         </w:rPr>
-        <w:lastRenderedPageBreak/>
         <w:drawing>
-          <wp:inline distT="0" distB="0" distL="0" distR="0" wp14:anchorId="49A48AE3" wp14:editId="794CD73F">
-            <wp:extent cx="5943600" cy="3171825"/>
-            <wp:effectExtent l="0" t="0" r="0" b="9525"/>
-            <wp:docPr id="1221204287" name="Picture 1"/>
+          <wp:inline distT="0" distB="0" distL="0" distR="0" wp14:anchorId="4E2CA406" wp14:editId="09BE1ABA">
+            <wp:extent cx="6614160" cy="3314700"/>
+            <wp:effectExtent l="0" t="0" r="0" b="0"/>
+            <wp:docPr id="202131759" name="Picture 11"/>
             <wp:cNvGraphicFramePr>
               <a:graphicFrameLocks xmlns:a="http://schemas.openxmlformats.org/drawingml/2006/main" noChangeAspect="1"/>
             </wp:cNvGraphicFramePr>
@@ -910,11 +621,17 @@
               <a:graphicData uri="http://schemas.openxmlformats.org/drawingml/2006/picture">
                 <pic:pic xmlns:pic="http://schemas.openxmlformats.org/drawingml/2006/picture">
                   <pic:nvPicPr>
-                    <pic:cNvPr id="1221204287" name=""/>
+                    <pic:cNvPr id="202131759" name="Picture 202131759"/>
                     <pic:cNvPicPr/>
                   </pic:nvPicPr>
                   <pic:blipFill>
-                    <a:blip r:embed="rId13"/>
+                    <a:blip r:embed="rId13">
+                      <a:extLst>
+                        <a:ext uri="{28A0092B-C50C-407E-A947-70E740481C1C}">
+                          <a14:useLocalDpi xmlns:a14="http://schemas.microsoft.com/office/drawing/2010/main" val="0"/>
+                        </a:ext>
+                      </a:extLst>
+                    </a:blip>
                     <a:stretch>
                       <a:fillRect/>
                     </a:stretch>
@@ -922,7 +639,7 @@
                   <pic:spPr>
                     <a:xfrm>
                       <a:off x="0" y="0"/>
-                      <a:ext cx="5943600" cy="3171825"/>
+                      <a:ext cx="6629574" cy="3322425"/>
                     </a:xfrm>
                     <a:prstGeom prst="rect">
                       <a:avLst/>
@@ -938,40 +655,27 @@
     <w:p>
       <w:pPr>
         <w:ind w:left="720" w:firstLine="720"/>
-        <w:rPr>
-          <w:rFonts w:ascii="Sakkal Majalla" w:hAnsi="Sakkal Majalla" w:cs="Sakkal Majalla"/>
-          <w:sz w:val="28"/>
-          <w:szCs w:val="28"/>
-        </w:rPr>
       </w:pPr>
       <w:r>
-        <w:rPr>
-          <w:rFonts w:ascii="Sakkal Majalla" w:hAnsi="Sakkal Majalla" w:cs="Sakkal Majalla"/>
-          <w:sz w:val="28"/>
-          <w:szCs w:val="28"/>
-        </w:rPr>
-        <w:t>==========================================================</w:t>
-      </w:r>
-    </w:p>
-    <w:p>
-      <w:pPr>
-        <w:rPr>
-          <w:rFonts w:ascii="Sakkal Majalla" w:hAnsi="Sakkal Majalla" w:cs="Sakkal Majalla"/>
-          <w:sz w:val="28"/>
-          <w:szCs w:val="28"/>
-          <w:rtl/>
-          <w:lang w:bidi="ar-SY"/>
-        </w:rPr>
-      </w:pPr>
+        <w:t>================================================</w:t>
+      </w:r>
+    </w:p>
+    <w:p>
+      <w:r>
+        <w:lastRenderedPageBreak/>
+        <w:t>To use the currency formatting:</w:t>
+      </w:r>
+    </w:p>
+    <w:p>
       <w:r>
         <w:rPr>
           <w:noProof/>
         </w:rPr>
         <w:drawing>
-          <wp:inline distT="0" distB="0" distL="0" distR="0" wp14:anchorId="170875F3" wp14:editId="6470334A">
-            <wp:extent cx="6604000" cy="3524250"/>
-            <wp:effectExtent l="0" t="0" r="6350" b="0"/>
-            <wp:docPr id="1466997340" name="Picture 1"/>
+          <wp:inline distT="0" distB="0" distL="0" distR="0" wp14:anchorId="7D45013C" wp14:editId="4A258AE5">
+            <wp:extent cx="6637020" cy="3171825"/>
+            <wp:effectExtent l="0" t="0" r="0" b="9525"/>
+            <wp:docPr id="1430326593" name="Picture 12"/>
             <wp:cNvGraphicFramePr>
               <a:graphicFrameLocks xmlns:a="http://schemas.openxmlformats.org/drawingml/2006/main" noChangeAspect="1"/>
             </wp:cNvGraphicFramePr>
@@ -979,11 +683,17 @@
               <a:graphicData uri="http://schemas.openxmlformats.org/drawingml/2006/picture">
                 <pic:pic xmlns:pic="http://schemas.openxmlformats.org/drawingml/2006/picture">
                   <pic:nvPicPr>
-                    <pic:cNvPr id="1466997340" name=""/>
+                    <pic:cNvPr id="1430326593" name="Picture 1430326593"/>
                     <pic:cNvPicPr/>
                   </pic:nvPicPr>
                   <pic:blipFill>
-                    <a:blip r:embed="rId14"/>
+                    <a:blip r:embed="rId14">
+                      <a:extLst>
+                        <a:ext uri="{28A0092B-C50C-407E-A947-70E740481C1C}">
+                          <a14:useLocalDpi xmlns:a14="http://schemas.microsoft.com/office/drawing/2010/main" val="0"/>
+                        </a:ext>
+                      </a:extLst>
+                    </a:blip>
                     <a:stretch>
                       <a:fillRect/>
                     </a:stretch>
@@ -991,7 +701,7 @@
                   <pic:spPr>
                     <a:xfrm>
                       <a:off x="0" y="0"/>
-                      <a:ext cx="6611029" cy="3528001"/>
+                      <a:ext cx="6637020" cy="3171825"/>
                     </a:xfrm>
                     <a:prstGeom prst="rect">
                       <a:avLst/>
@@ -1007,40 +717,26 @@
     <w:p>
       <w:pPr>
         <w:ind w:left="720" w:firstLine="720"/>
-        <w:rPr>
-          <w:rFonts w:ascii="Sakkal Majalla" w:hAnsi="Sakkal Majalla" w:cs="Sakkal Majalla"/>
-          <w:sz w:val="28"/>
-          <w:szCs w:val="28"/>
-        </w:rPr>
       </w:pPr>
       <w:r>
-        <w:rPr>
-          <w:rFonts w:ascii="Sakkal Majalla" w:hAnsi="Sakkal Majalla" w:cs="Sakkal Majalla"/>
-          <w:sz w:val="28"/>
-          <w:szCs w:val="28"/>
-        </w:rPr>
-        <w:t>==========================================================</w:t>
-      </w:r>
-    </w:p>
-    <w:p>
-      <w:pPr>
-        <w:rPr>
-          <w:rFonts w:ascii="Sakkal Majalla" w:hAnsi="Sakkal Majalla" w:cs="Sakkal Majalla"/>
-          <w:sz w:val="28"/>
-          <w:szCs w:val="28"/>
-          <w:lang w:bidi="ar-SY"/>
-        </w:rPr>
-      </w:pPr>
+        <w:t>================================================</w:t>
+      </w:r>
+    </w:p>
+    <w:p>
+      <w:r>
+        <w:t>Getting the data using the MID-Function:</w:t>
+      </w:r>
+    </w:p>
+    <w:p>
       <w:r>
         <w:rPr>
           <w:noProof/>
         </w:rPr>
-        <w:lastRenderedPageBreak/>
         <w:drawing>
-          <wp:inline distT="0" distB="0" distL="0" distR="0" wp14:anchorId="54FE36E0" wp14:editId="65D37F84">
-            <wp:extent cx="5943600" cy="4370705"/>
-            <wp:effectExtent l="0" t="0" r="0" b="0"/>
-            <wp:docPr id="84946955" name="Picture 1"/>
+          <wp:inline distT="0" distB="0" distL="0" distR="0" wp14:anchorId="7B4BB2E5" wp14:editId="15474DDA">
+            <wp:extent cx="6668255" cy="3558540"/>
+            <wp:effectExtent l="0" t="0" r="0" b="3810"/>
+            <wp:docPr id="1507110827" name="Picture 13"/>
             <wp:cNvGraphicFramePr>
               <a:graphicFrameLocks xmlns:a="http://schemas.openxmlformats.org/drawingml/2006/main" noChangeAspect="1"/>
             </wp:cNvGraphicFramePr>
@@ -1048,11 +744,17 @@
               <a:graphicData uri="http://schemas.openxmlformats.org/drawingml/2006/picture">
                 <pic:pic xmlns:pic="http://schemas.openxmlformats.org/drawingml/2006/picture">
                   <pic:nvPicPr>
-                    <pic:cNvPr id="84946955" name=""/>
+                    <pic:cNvPr id="1507110827" name="Picture 1507110827"/>
                     <pic:cNvPicPr/>
                   </pic:nvPicPr>
                   <pic:blipFill>
-                    <a:blip r:embed="rId15"/>
+                    <a:blip r:embed="rId15">
+                      <a:extLst>
+                        <a:ext uri="{28A0092B-C50C-407E-A947-70E740481C1C}">
+                          <a14:useLocalDpi xmlns:a14="http://schemas.microsoft.com/office/drawing/2010/main" val="0"/>
+                        </a:ext>
+                      </a:extLst>
+                    </a:blip>
                     <a:stretch>
                       <a:fillRect/>
                     </a:stretch>
@@ -1060,7 +762,7 @@
                   <pic:spPr>
                     <a:xfrm>
                       <a:off x="0" y="0"/>
-                      <a:ext cx="5943600" cy="4370705"/>
+                      <a:ext cx="6678824" cy="3564180"/>
                     </a:xfrm>
                     <a:prstGeom prst="rect">
                       <a:avLst/>
@@ -1076,39 +778,33 @@
     <w:p>
       <w:pPr>
         <w:ind w:left="720" w:firstLine="720"/>
-        <w:rPr>
-          <w:rFonts w:ascii="Sakkal Majalla" w:hAnsi="Sakkal Majalla" w:cs="Sakkal Majalla"/>
-          <w:sz w:val="28"/>
-          <w:szCs w:val="28"/>
-        </w:rPr>
       </w:pPr>
       <w:r>
-        <w:rPr>
-          <w:rFonts w:ascii="Sakkal Majalla" w:hAnsi="Sakkal Majalla" w:cs="Sakkal Majalla"/>
-          <w:sz w:val="28"/>
-          <w:szCs w:val="28"/>
-        </w:rPr>
-        <w:t>==========================================================</w:t>
-      </w:r>
-    </w:p>
-    <w:p>
-      <w:pPr>
-        <w:rPr>
-          <w:rFonts w:ascii="Sakkal Majalla" w:hAnsi="Sakkal Majalla" w:cs="Sakkal Majalla"/>
-          <w:sz w:val="28"/>
-          <w:szCs w:val="28"/>
-          <w:lang w:bidi="ar-SY"/>
-        </w:rPr>
-      </w:pPr>
+        <w:t>================================================</w:t>
+      </w:r>
+    </w:p>
+    <w:p>
+      <w:r>
+        <w:lastRenderedPageBreak/>
+        <w:t xml:space="preserve">To rotate the column </w:t>
+      </w:r>
+      <w:r>
+        <w:t>values,</w:t>
+      </w:r>
+      <w:r>
+        <w:t xml:space="preserve"> we can use:</w:t>
+      </w:r>
+    </w:p>
+    <w:p>
       <w:r>
         <w:rPr>
           <w:noProof/>
         </w:rPr>
         <w:drawing>
-          <wp:inline distT="0" distB="0" distL="0" distR="0" wp14:anchorId="1818D653" wp14:editId="2396D5A4">
-            <wp:extent cx="5943600" cy="2777490"/>
-            <wp:effectExtent l="0" t="0" r="0" b="3810"/>
-            <wp:docPr id="1105740731" name="Picture 1"/>
+          <wp:inline distT="0" distB="0" distL="0" distR="0" wp14:anchorId="17553A9C" wp14:editId="58D06165">
+            <wp:extent cx="6725371" cy="3589020"/>
+            <wp:effectExtent l="0" t="0" r="0" b="0"/>
+            <wp:docPr id="903078007" name="Picture 14"/>
             <wp:cNvGraphicFramePr>
               <a:graphicFrameLocks xmlns:a="http://schemas.openxmlformats.org/drawingml/2006/main" noChangeAspect="1"/>
             </wp:cNvGraphicFramePr>
@@ -1116,11 +812,17 @@
               <a:graphicData uri="http://schemas.openxmlformats.org/drawingml/2006/picture">
                 <pic:pic xmlns:pic="http://schemas.openxmlformats.org/drawingml/2006/picture">
                   <pic:nvPicPr>
-                    <pic:cNvPr id="1105740731" name=""/>
+                    <pic:cNvPr id="903078007" name="Picture 903078007"/>
                     <pic:cNvPicPr/>
                   </pic:nvPicPr>
                   <pic:blipFill>
-                    <a:blip r:embed="rId16"/>
+                    <a:blip r:embed="rId16">
+                      <a:extLst>
+                        <a:ext uri="{28A0092B-C50C-407E-A947-70E740481C1C}">
+                          <a14:useLocalDpi xmlns:a14="http://schemas.microsoft.com/office/drawing/2010/main" val="0"/>
+                        </a:ext>
+                      </a:extLst>
+                    </a:blip>
                     <a:stretch>
                       <a:fillRect/>
                     </a:stretch>
@@ -1128,7 +830,7 @@
                   <pic:spPr>
                     <a:xfrm>
                       <a:off x="0" y="0"/>
-                      <a:ext cx="5943600" cy="2777490"/>
+                      <a:ext cx="6727803" cy="3590318"/>
                     </a:xfrm>
                     <a:prstGeom prst="rect">
                       <a:avLst/>
@@ -1144,41 +846,26 @@
     <w:p>
       <w:pPr>
         <w:ind w:left="720" w:firstLine="720"/>
-        <w:rPr>
-          <w:rFonts w:ascii="Sakkal Majalla" w:hAnsi="Sakkal Majalla" w:cs="Sakkal Majalla"/>
-          <w:sz w:val="28"/>
-          <w:szCs w:val="28"/>
-        </w:rPr>
       </w:pPr>
       <w:r>
-        <w:rPr>
-          <w:rFonts w:ascii="Sakkal Majalla" w:hAnsi="Sakkal Majalla" w:cs="Sakkal Majalla"/>
-          <w:sz w:val="28"/>
-          <w:szCs w:val="28"/>
-        </w:rPr>
-        <w:t>==========================================================</w:t>
-      </w:r>
-    </w:p>
-    <w:p>
-      <w:pPr>
-        <w:jc w:val="center"/>
-        <w:rPr>
-          <w:rFonts w:ascii="Sakkal Majalla" w:hAnsi="Sakkal Majalla" w:cs="Sakkal Majalla"/>
-          <w:sz w:val="28"/>
-          <w:szCs w:val="28"/>
-          <w:lang w:bidi="ar-SY"/>
-        </w:rPr>
-      </w:pPr>
+        <w:t>================================================</w:t>
+      </w:r>
+    </w:p>
+    <w:p>
+      <w:r>
+        <w:t>Split the data using the LEFT-Function:</w:t>
+      </w:r>
+    </w:p>
+    <w:p>
       <w:r>
         <w:rPr>
           <w:noProof/>
         </w:rPr>
-        <w:lastRenderedPageBreak/>
         <w:drawing>
-          <wp:inline distT="0" distB="0" distL="0" distR="0" wp14:anchorId="3738C9F1" wp14:editId="6C9A0E9E">
-            <wp:extent cx="5772150" cy="4810125"/>
-            <wp:effectExtent l="0" t="0" r="0" b="9525"/>
-            <wp:docPr id="199994972" name="Picture 1"/>
+          <wp:inline distT="0" distB="0" distL="0" distR="0" wp14:anchorId="339C8CB9" wp14:editId="4093B630">
+            <wp:extent cx="6591300" cy="3230772"/>
+            <wp:effectExtent l="0" t="0" r="0" b="8255"/>
+            <wp:docPr id="1395625675" name="Picture 15"/>
             <wp:cNvGraphicFramePr>
               <a:graphicFrameLocks xmlns:a="http://schemas.openxmlformats.org/drawingml/2006/main" noChangeAspect="1"/>
             </wp:cNvGraphicFramePr>
@@ -1186,11 +873,17 @@
               <a:graphicData uri="http://schemas.openxmlformats.org/drawingml/2006/picture">
                 <pic:pic xmlns:pic="http://schemas.openxmlformats.org/drawingml/2006/picture">
                   <pic:nvPicPr>
-                    <pic:cNvPr id="199994972" name=""/>
+                    <pic:cNvPr id="1395625675" name="Picture 1395625675"/>
                     <pic:cNvPicPr/>
                   </pic:nvPicPr>
                   <pic:blipFill>
-                    <a:blip r:embed="rId17"/>
+                    <a:blip r:embed="rId17">
+                      <a:extLst>
+                        <a:ext uri="{28A0092B-C50C-407E-A947-70E740481C1C}">
+                          <a14:useLocalDpi xmlns:a14="http://schemas.microsoft.com/office/drawing/2010/main" val="0"/>
+                        </a:ext>
+                      </a:extLst>
+                    </a:blip>
                     <a:stretch>
                       <a:fillRect/>
                     </a:stretch>
@@ -1198,7 +891,7 @@
                   <pic:spPr>
                     <a:xfrm>
                       <a:off x="0" y="0"/>
-                      <a:ext cx="5772150" cy="4810125"/>
+                      <a:ext cx="6620430" cy="3245050"/>
                     </a:xfrm>
                     <a:prstGeom prst="rect">
                       <a:avLst/>
@@ -1214,40 +907,31 @@
     <w:p>
       <w:pPr>
         <w:ind w:left="720" w:firstLine="720"/>
-        <w:rPr>
-          <w:rFonts w:ascii="Sakkal Majalla" w:hAnsi="Sakkal Majalla" w:cs="Sakkal Majalla"/>
-          <w:sz w:val="28"/>
-          <w:szCs w:val="28"/>
-        </w:rPr>
       </w:pPr>
       <w:r>
-        <w:rPr>
-          <w:rFonts w:ascii="Sakkal Majalla" w:hAnsi="Sakkal Majalla" w:cs="Sakkal Majalla"/>
-          <w:sz w:val="28"/>
-          <w:szCs w:val="28"/>
-        </w:rPr>
-        <w:t>==========================================================</w:t>
-      </w:r>
-    </w:p>
-    <w:p>
-      <w:pPr>
-        <w:rPr>
-          <w:rFonts w:ascii="Sakkal Majalla" w:hAnsi="Sakkal Majalla" w:cs="Sakkal Majalla"/>
-          <w:sz w:val="28"/>
-          <w:szCs w:val="28"/>
-          <w:lang w:bidi="ar-SY"/>
-        </w:rPr>
-      </w:pPr>
+        <w:t>================================================</w:t>
+      </w:r>
+    </w:p>
+    <w:p>
+      <w:r>
+        <w:lastRenderedPageBreak/>
+        <w:t>To convert the Text data into columns (Generate Data) from the Data</w:t>
+      </w:r>
+      <w:r>
+        <w:t>-</w:t>
+      </w:r>
+      <w:r>
+        <w:t>Tab:</w:t>
+      </w:r>
       <w:r>
         <w:rPr>
           <w:noProof/>
         </w:rPr>
-        <w:lastRenderedPageBreak/>
         <w:drawing>
-          <wp:inline distT="0" distB="0" distL="0" distR="0" wp14:anchorId="76EA5CD1" wp14:editId="3E05F1DD">
-            <wp:extent cx="6639560" cy="4219575"/>
-            <wp:effectExtent l="0" t="0" r="8890" b="9525"/>
-            <wp:docPr id="1625983431" name="Picture 1"/>
+          <wp:inline distT="0" distB="0" distL="0" distR="0" wp14:anchorId="37E78271" wp14:editId="66414670">
+            <wp:extent cx="6601888" cy="3528060"/>
+            <wp:effectExtent l="0" t="0" r="8890" b="0"/>
+            <wp:docPr id="2138507569" name="Picture 16"/>
             <wp:cNvGraphicFramePr>
               <a:graphicFrameLocks xmlns:a="http://schemas.openxmlformats.org/drawingml/2006/main" noChangeAspect="1"/>
             </wp:cNvGraphicFramePr>
@@ -1255,11 +939,17 @@
               <a:graphicData uri="http://schemas.openxmlformats.org/drawingml/2006/picture">
                 <pic:pic xmlns:pic="http://schemas.openxmlformats.org/drawingml/2006/picture">
                   <pic:nvPicPr>
-                    <pic:cNvPr id="1625983431" name=""/>
+                    <pic:cNvPr id="2138507569" name="Picture 2138507569"/>
                     <pic:cNvPicPr/>
                   </pic:nvPicPr>
                   <pic:blipFill>
-                    <a:blip r:embed="rId18"/>
+                    <a:blip r:embed="rId18">
+                      <a:extLst>
+                        <a:ext uri="{28A0092B-C50C-407E-A947-70E740481C1C}">
+                          <a14:useLocalDpi xmlns:a14="http://schemas.microsoft.com/office/drawing/2010/main" val="0"/>
+                        </a:ext>
+                      </a:extLst>
+                    </a:blip>
                     <a:stretch>
                       <a:fillRect/>
                     </a:stretch>
@@ -1267,7 +957,7 @@
                   <pic:spPr>
                     <a:xfrm>
                       <a:off x="0" y="0"/>
-                      <a:ext cx="6648433" cy="4225214"/>
+                      <a:ext cx="6607532" cy="3531076"/>
                     </a:xfrm>
                     <a:prstGeom prst="rect">
                       <a:avLst/>
@@ -1283,40 +973,26 @@
     <w:p>
       <w:pPr>
         <w:ind w:left="720" w:firstLine="720"/>
-        <w:rPr>
-          <w:rFonts w:ascii="Sakkal Majalla" w:hAnsi="Sakkal Majalla" w:cs="Sakkal Majalla"/>
-          <w:sz w:val="28"/>
-          <w:szCs w:val="28"/>
-        </w:rPr>
       </w:pPr>
       <w:r>
-        <w:rPr>
-          <w:rFonts w:ascii="Sakkal Majalla" w:hAnsi="Sakkal Majalla" w:cs="Sakkal Majalla"/>
-          <w:sz w:val="28"/>
-          <w:szCs w:val="28"/>
-        </w:rPr>
-        <w:t>==========================================================</w:t>
-      </w:r>
-    </w:p>
-    <w:p>
-      <w:pPr>
-        <w:rPr>
-          <w:rFonts w:ascii="Sakkal Majalla" w:hAnsi="Sakkal Majalla" w:cs="Sakkal Majalla"/>
-          <w:sz w:val="28"/>
-          <w:szCs w:val="28"/>
-          <w:lang w:bidi="ar-SY"/>
-        </w:rPr>
-      </w:pPr>
+        <w:t>================================================</w:t>
+      </w:r>
+    </w:p>
+    <w:p>
+      <w:r>
+        <w:t>Using the If-Formula to set the right value for the cell:</w:t>
+      </w:r>
+    </w:p>
+    <w:p>
       <w:r>
         <w:rPr>
           <w:noProof/>
         </w:rPr>
-        <w:lastRenderedPageBreak/>
         <w:drawing>
-          <wp:inline distT="0" distB="0" distL="0" distR="0" wp14:anchorId="4DB4AD3D" wp14:editId="6DB370F7">
-            <wp:extent cx="6657023" cy="3543300"/>
-            <wp:effectExtent l="0" t="0" r="0" b="0"/>
-            <wp:docPr id="337575663" name="Picture 1"/>
+          <wp:inline distT="0" distB="0" distL="0" distR="0" wp14:anchorId="64D5CD8F" wp14:editId="6A087A3C">
+            <wp:extent cx="6553200" cy="3345103"/>
+            <wp:effectExtent l="0" t="0" r="0" b="8255"/>
+            <wp:docPr id="1367765068" name="Picture 17"/>
             <wp:cNvGraphicFramePr>
               <a:graphicFrameLocks xmlns:a="http://schemas.openxmlformats.org/drawingml/2006/main" noChangeAspect="1"/>
             </wp:cNvGraphicFramePr>
@@ -1324,11 +1000,17 @@
               <a:graphicData uri="http://schemas.openxmlformats.org/drawingml/2006/picture">
                 <pic:pic xmlns:pic="http://schemas.openxmlformats.org/drawingml/2006/picture">
                   <pic:nvPicPr>
-                    <pic:cNvPr id="337575663" name=""/>
+                    <pic:cNvPr id="1367765068" name="Picture 1367765068"/>
                     <pic:cNvPicPr/>
                   </pic:nvPicPr>
                   <pic:blipFill>
-                    <a:blip r:embed="rId19"/>
+                    <a:blip r:embed="rId19">
+                      <a:extLst>
+                        <a:ext uri="{28A0092B-C50C-407E-A947-70E740481C1C}">
+                          <a14:useLocalDpi xmlns:a14="http://schemas.microsoft.com/office/drawing/2010/main" val="0"/>
+                        </a:ext>
+                      </a:extLst>
+                    </a:blip>
                     <a:stretch>
                       <a:fillRect/>
                     </a:stretch>
@@ -1336,7 +1018,7 @@
                   <pic:spPr>
                     <a:xfrm>
                       <a:off x="0" y="0"/>
-                      <a:ext cx="6667333" cy="3548788"/>
+                      <a:ext cx="6569945" cy="3353650"/>
                     </a:xfrm>
                     <a:prstGeom prst="rect">
                       <a:avLst/>
@@ -1352,241 +1034,15 @@
     <w:p>
       <w:pPr>
         <w:ind w:left="720" w:firstLine="720"/>
-        <w:rPr>
-          <w:rFonts w:ascii="Sakkal Majalla" w:hAnsi="Sakkal Majalla" w:cs="Sakkal Majalla"/>
-          <w:sz w:val="28"/>
-          <w:szCs w:val="28"/>
-        </w:rPr>
       </w:pPr>
       <w:r>
-        <w:rPr>
-          <w:rFonts w:ascii="Sakkal Majalla" w:hAnsi="Sakkal Majalla" w:cs="Sakkal Majalla"/>
-          <w:sz w:val="28"/>
-          <w:szCs w:val="28"/>
-        </w:rPr>
-        <w:t>==========================================================</w:t>
-      </w:r>
-    </w:p>
-    <w:p>
-      <w:pPr>
-        <w:rPr>
-          <w:rFonts w:ascii="Sakkal Majalla" w:hAnsi="Sakkal Majalla" w:cs="Sakkal Majalla"/>
-          <w:sz w:val="28"/>
-          <w:szCs w:val="28"/>
-          <w:lang w:bidi="ar-SY"/>
-        </w:rPr>
-      </w:pPr>
-      <w:r>
-        <w:rPr>
-          <w:noProof/>
-        </w:rPr>
-        <w:drawing>
-          <wp:inline distT="0" distB="0" distL="0" distR="0" wp14:anchorId="488D416E" wp14:editId="105DA421">
-            <wp:extent cx="6647815" cy="3695700"/>
-            <wp:effectExtent l="0" t="0" r="635" b="0"/>
-            <wp:docPr id="273259613" name="Picture 1"/>
-            <wp:cNvGraphicFramePr>
-              <a:graphicFrameLocks xmlns:a="http://schemas.openxmlformats.org/drawingml/2006/main" noChangeAspect="1"/>
-            </wp:cNvGraphicFramePr>
-            <a:graphic xmlns:a="http://schemas.openxmlformats.org/drawingml/2006/main">
-              <a:graphicData uri="http://schemas.openxmlformats.org/drawingml/2006/picture">
-                <pic:pic xmlns:pic="http://schemas.openxmlformats.org/drawingml/2006/picture">
-                  <pic:nvPicPr>
-                    <pic:cNvPr id="273259613" name=""/>
-                    <pic:cNvPicPr/>
-                  </pic:nvPicPr>
-                  <pic:blipFill>
-                    <a:blip r:embed="rId20"/>
-                    <a:stretch>
-                      <a:fillRect/>
-                    </a:stretch>
-                  </pic:blipFill>
-                  <pic:spPr>
-                    <a:xfrm>
-                      <a:off x="0" y="0"/>
-                      <a:ext cx="6652765" cy="3698452"/>
-                    </a:xfrm>
-                    <a:prstGeom prst="rect">
-                      <a:avLst/>
-                    </a:prstGeom>
-                  </pic:spPr>
-                </pic:pic>
-              </a:graphicData>
-            </a:graphic>
-          </wp:inline>
-        </w:drawing>
-      </w:r>
-    </w:p>
-    <w:p>
-      <w:pPr>
-        <w:ind w:left="720" w:firstLine="720"/>
-        <w:rPr>
-          <w:rFonts w:ascii="Sakkal Majalla" w:hAnsi="Sakkal Majalla" w:cs="Sakkal Majalla"/>
-          <w:sz w:val="28"/>
-          <w:szCs w:val="28"/>
-        </w:rPr>
-      </w:pPr>
-      <w:r>
-        <w:rPr>
-          <w:rFonts w:ascii="Sakkal Majalla" w:hAnsi="Sakkal Majalla" w:cs="Sakkal Majalla"/>
-          <w:sz w:val="28"/>
-          <w:szCs w:val="28"/>
-        </w:rPr>
-        <w:t>==========================================================</w:t>
-      </w:r>
-    </w:p>
-    <w:p>
-      <w:pPr>
-        <w:rPr>
-          <w:rFonts w:ascii="Sakkal Majalla" w:hAnsi="Sakkal Majalla" w:cs="Sakkal Majalla"/>
-          <w:sz w:val="28"/>
-          <w:szCs w:val="28"/>
-          <w:lang w:bidi="ar-SY"/>
-        </w:rPr>
-      </w:pPr>
-      <w:r>
-        <w:rPr>
-          <w:noProof/>
-        </w:rPr>
-        <w:lastRenderedPageBreak/>
-        <w:drawing>
-          <wp:inline distT="0" distB="0" distL="0" distR="0" wp14:anchorId="299244DB" wp14:editId="3368FA10">
-            <wp:extent cx="6639697" cy="3543300"/>
-            <wp:effectExtent l="0" t="0" r="8890" b="0"/>
-            <wp:docPr id="505702326" name="Picture 1"/>
-            <wp:cNvGraphicFramePr>
-              <a:graphicFrameLocks xmlns:a="http://schemas.openxmlformats.org/drawingml/2006/main" noChangeAspect="1"/>
-            </wp:cNvGraphicFramePr>
-            <a:graphic xmlns:a="http://schemas.openxmlformats.org/drawingml/2006/main">
-              <a:graphicData uri="http://schemas.openxmlformats.org/drawingml/2006/picture">
-                <pic:pic xmlns:pic="http://schemas.openxmlformats.org/drawingml/2006/picture">
-                  <pic:nvPicPr>
-                    <pic:cNvPr id="505702326" name=""/>
-                    <pic:cNvPicPr/>
-                  </pic:nvPicPr>
-                  <pic:blipFill>
-                    <a:blip r:embed="rId21"/>
-                    <a:stretch>
-                      <a:fillRect/>
-                    </a:stretch>
-                  </pic:blipFill>
-                  <pic:spPr>
-                    <a:xfrm>
-                      <a:off x="0" y="0"/>
-                      <a:ext cx="6643918" cy="3545553"/>
-                    </a:xfrm>
-                    <a:prstGeom prst="rect">
-                      <a:avLst/>
-                    </a:prstGeom>
-                  </pic:spPr>
-                </pic:pic>
-              </a:graphicData>
-            </a:graphic>
-          </wp:inline>
-        </w:drawing>
-      </w:r>
-    </w:p>
-    <w:p>
-      <w:pPr>
-        <w:ind w:left="720" w:firstLine="720"/>
-        <w:rPr>
-          <w:rFonts w:ascii="Sakkal Majalla" w:hAnsi="Sakkal Majalla" w:cs="Sakkal Majalla"/>
-          <w:sz w:val="28"/>
-          <w:szCs w:val="28"/>
-        </w:rPr>
-      </w:pPr>
-      <w:r>
-        <w:rPr>
-          <w:rFonts w:ascii="Sakkal Majalla" w:hAnsi="Sakkal Majalla" w:cs="Sakkal Majalla"/>
-          <w:sz w:val="28"/>
-          <w:szCs w:val="28"/>
-        </w:rPr>
-        <w:t>==========================================================</w:t>
-      </w:r>
-    </w:p>
-    <w:p>
-      <w:pPr>
-        <w:rPr>
-          <w:rFonts w:ascii="Sakkal Majalla" w:hAnsi="Sakkal Majalla" w:cs="Sakkal Majalla"/>
-          <w:sz w:val="28"/>
-          <w:szCs w:val="28"/>
-          <w:lang w:bidi="ar-SY"/>
-        </w:rPr>
-      </w:pPr>
-      <w:r>
-        <w:rPr>
-          <w:noProof/>
-        </w:rPr>
-        <w:drawing>
-          <wp:inline distT="0" distB="0" distL="0" distR="0" wp14:anchorId="5E913F81" wp14:editId="105FBE90">
-            <wp:extent cx="6594758" cy="3524250"/>
-            <wp:effectExtent l="0" t="0" r="0" b="0"/>
-            <wp:docPr id="1124412174" name="Picture 1"/>
-            <wp:cNvGraphicFramePr>
-              <a:graphicFrameLocks xmlns:a="http://schemas.openxmlformats.org/drawingml/2006/main" noChangeAspect="1"/>
-            </wp:cNvGraphicFramePr>
-            <a:graphic xmlns:a="http://schemas.openxmlformats.org/drawingml/2006/main">
-              <a:graphicData uri="http://schemas.openxmlformats.org/drawingml/2006/picture">
-                <pic:pic xmlns:pic="http://schemas.openxmlformats.org/drawingml/2006/picture">
-                  <pic:nvPicPr>
-                    <pic:cNvPr id="1124412174" name=""/>
-                    <pic:cNvPicPr/>
-                  </pic:nvPicPr>
-                  <pic:blipFill>
-                    <a:blip r:embed="rId22"/>
-                    <a:stretch>
-                      <a:fillRect/>
-                    </a:stretch>
-                  </pic:blipFill>
-                  <pic:spPr>
-                    <a:xfrm>
-                      <a:off x="0" y="0"/>
-                      <a:ext cx="6599948" cy="3527024"/>
-                    </a:xfrm>
-                    <a:prstGeom prst="rect">
-                      <a:avLst/>
-                    </a:prstGeom>
-                  </pic:spPr>
-                </pic:pic>
-              </a:graphicData>
-            </a:graphic>
-          </wp:inline>
-        </w:drawing>
-      </w:r>
-    </w:p>
-    <w:p>
-      <w:pPr>
-        <w:ind w:left="720" w:firstLine="720"/>
-        <w:rPr>
-          <w:rFonts w:ascii="Sakkal Majalla" w:hAnsi="Sakkal Majalla" w:cs="Sakkal Majalla"/>
-          <w:sz w:val="28"/>
-          <w:szCs w:val="28"/>
-        </w:rPr>
-      </w:pPr>
-      <w:r>
-        <w:rPr>
-          <w:rFonts w:ascii="Sakkal Majalla" w:hAnsi="Sakkal Majalla" w:cs="Sakkal Majalla"/>
-          <w:sz w:val="28"/>
-          <w:szCs w:val="28"/>
-        </w:rPr>
-        <w:t>==========================================================</w:t>
-      </w:r>
-    </w:p>
-    <w:p>
-      <w:pPr>
-        <w:rPr>
-          <w:rFonts w:ascii="Sakkal Majalla" w:hAnsi="Sakkal Majalla" w:cs="Sakkal Majalla"/>
-          <w:sz w:val="28"/>
-          <w:szCs w:val="28"/>
-          <w:rtl/>
-          <w:lang w:bidi="ar-SY"/>
-        </w:rPr>
-      </w:pPr>
+        <w:t>================================================</w:t>
+      </w:r>
     </w:p>
     <w:sectPr>
       <w:pgSz w:w="12240" w:h="15840"/>
-      <w:pgMar w:top="1440" w:right="1440" w:bottom="1440" w:left="1440" w:header="720" w:footer="720" w:gutter="0"/>
-      <w:cols w:space="720"/>
+      <w:pgMar w:top="1440" w:right="1440" w:bottom="1440" w:left="1440" w:header="708" w:footer="708" w:gutter="0"/>
+      <w:cols w:space="708"/>
       <w:docGrid w:linePitch="360"/>
     </w:sectPr>
   </w:body>
@@ -2001,7 +1457,7 @@
     <w:link w:val="Heading1Char"/>
     <w:uiPriority w:val="9"/>
     <w:qFormat/>
-    <w:rsid w:val="00FC5A1B"/>
+    <w:rsid w:val="00CE54B0"/>
     <w:pPr>
       <w:keepNext/>
       <w:keepLines/>
@@ -2010,7 +1466,7 @@
     </w:pPr>
     <w:rPr>
       <w:rFonts w:asciiTheme="majorHAnsi" w:eastAsiaTheme="majorEastAsia" w:hAnsiTheme="majorHAnsi" w:cstheme="majorBidi"/>
-      <w:color w:val="2F5496" w:themeColor="accent1" w:themeShade="BF"/>
+      <w:color w:val="0F4761" w:themeColor="accent1" w:themeShade="BF"/>
       <w:sz w:val="40"/>
       <w:szCs w:val="40"/>
     </w:rPr>
@@ -2024,7 +1480,7 @@
     <w:semiHidden/>
     <w:unhideWhenUsed/>
     <w:qFormat/>
-    <w:rsid w:val="00FC5A1B"/>
+    <w:rsid w:val="00CE54B0"/>
     <w:pPr>
       <w:keepNext/>
       <w:keepLines/>
@@ -2033,7 +1489,7 @@
     </w:pPr>
     <w:rPr>
       <w:rFonts w:asciiTheme="majorHAnsi" w:eastAsiaTheme="majorEastAsia" w:hAnsiTheme="majorHAnsi" w:cstheme="majorBidi"/>
-      <w:color w:val="2F5496" w:themeColor="accent1" w:themeShade="BF"/>
+      <w:color w:val="0F4761" w:themeColor="accent1" w:themeShade="BF"/>
       <w:sz w:val="32"/>
       <w:szCs w:val="32"/>
     </w:rPr>
@@ -2047,7 +1503,7 @@
     <w:semiHidden/>
     <w:unhideWhenUsed/>
     <w:qFormat/>
-    <w:rsid w:val="00FC5A1B"/>
+    <w:rsid w:val="00CE54B0"/>
     <w:pPr>
       <w:keepNext/>
       <w:keepLines/>
@@ -2056,7 +1512,7 @@
     </w:pPr>
     <w:rPr>
       <w:rFonts w:eastAsiaTheme="majorEastAsia" w:cstheme="majorBidi"/>
-      <w:color w:val="2F5496" w:themeColor="accent1" w:themeShade="BF"/>
+      <w:color w:val="0F4761" w:themeColor="accent1" w:themeShade="BF"/>
       <w:sz w:val="28"/>
       <w:szCs w:val="28"/>
     </w:rPr>
@@ -2070,7 +1526,7 @@
     <w:semiHidden/>
     <w:unhideWhenUsed/>
     <w:qFormat/>
-    <w:rsid w:val="00FC5A1B"/>
+    <w:rsid w:val="00CE54B0"/>
     <w:pPr>
       <w:keepNext/>
       <w:keepLines/>
@@ -2081,7 +1537,7 @@
       <w:rFonts w:eastAsiaTheme="majorEastAsia" w:cstheme="majorBidi"/>
       <w:i/>
       <w:iCs/>
-      <w:color w:val="2F5496" w:themeColor="accent1" w:themeShade="BF"/>
+      <w:color w:val="0F4761" w:themeColor="accent1" w:themeShade="BF"/>
     </w:rPr>
   </w:style>
   <w:style w:type="paragraph" w:styleId="Heading5">
@@ -2093,7 +1549,7 @@
     <w:semiHidden/>
     <w:unhideWhenUsed/>
     <w:qFormat/>
-    <w:rsid w:val="00FC5A1B"/>
+    <w:rsid w:val="00CE54B0"/>
     <w:pPr>
       <w:keepNext/>
       <w:keepLines/>
@@ -2102,7 +1558,7 @@
     </w:pPr>
     <w:rPr>
       <w:rFonts w:eastAsiaTheme="majorEastAsia" w:cstheme="majorBidi"/>
-      <w:color w:val="2F5496" w:themeColor="accent1" w:themeShade="BF"/>
+      <w:color w:val="0F4761" w:themeColor="accent1" w:themeShade="BF"/>
     </w:rPr>
   </w:style>
   <w:style w:type="paragraph" w:styleId="Heading6">
@@ -2114,7 +1570,7 @@
     <w:semiHidden/>
     <w:unhideWhenUsed/>
     <w:qFormat/>
-    <w:rsid w:val="00FC5A1B"/>
+    <w:rsid w:val="00CE54B0"/>
     <w:pPr>
       <w:keepNext/>
       <w:keepLines/>
@@ -2137,7 +1593,7 @@
     <w:semiHidden/>
     <w:unhideWhenUsed/>
     <w:qFormat/>
-    <w:rsid w:val="00FC5A1B"/>
+    <w:rsid w:val="00CE54B0"/>
     <w:pPr>
       <w:keepNext/>
       <w:keepLines/>
@@ -2158,7 +1614,7 @@
     <w:semiHidden/>
     <w:unhideWhenUsed/>
     <w:qFormat/>
-    <w:rsid w:val="00FC5A1B"/>
+    <w:rsid w:val="00CE54B0"/>
     <w:pPr>
       <w:keepNext/>
       <w:keepLines/>
@@ -2181,7 +1637,7 @@
     <w:semiHidden/>
     <w:unhideWhenUsed/>
     <w:qFormat/>
-    <w:rsid w:val="00FC5A1B"/>
+    <w:rsid w:val="00CE54B0"/>
     <w:pPr>
       <w:keepNext/>
       <w:keepLines/>
@@ -2225,10 +1681,10 @@
     <w:basedOn w:val="DefaultParagraphFont"/>
     <w:link w:val="Heading1"/>
     <w:uiPriority w:val="9"/>
-    <w:rsid w:val="00FC5A1B"/>
+    <w:rsid w:val="00CE54B0"/>
     <w:rPr>
       <w:rFonts w:asciiTheme="majorHAnsi" w:eastAsiaTheme="majorEastAsia" w:hAnsiTheme="majorHAnsi" w:cstheme="majorBidi"/>
-      <w:color w:val="2F5496" w:themeColor="accent1" w:themeShade="BF"/>
+      <w:color w:val="0F4761" w:themeColor="accent1" w:themeShade="BF"/>
       <w:sz w:val="40"/>
       <w:szCs w:val="40"/>
     </w:rPr>
@@ -2239,10 +1695,10 @@
     <w:link w:val="Heading2"/>
     <w:uiPriority w:val="9"/>
     <w:semiHidden/>
-    <w:rsid w:val="00FC5A1B"/>
+    <w:rsid w:val="00CE54B0"/>
     <w:rPr>
       <w:rFonts w:asciiTheme="majorHAnsi" w:eastAsiaTheme="majorEastAsia" w:hAnsiTheme="majorHAnsi" w:cstheme="majorBidi"/>
-      <w:color w:val="2F5496" w:themeColor="accent1" w:themeShade="BF"/>
+      <w:color w:val="0F4761" w:themeColor="accent1" w:themeShade="BF"/>
       <w:sz w:val="32"/>
       <w:szCs w:val="32"/>
     </w:rPr>
@@ -2253,10 +1709,10 @@
     <w:link w:val="Heading3"/>
     <w:uiPriority w:val="9"/>
     <w:semiHidden/>
-    <w:rsid w:val="00FC5A1B"/>
+    <w:rsid w:val="00CE54B0"/>
     <w:rPr>
       <w:rFonts w:eastAsiaTheme="majorEastAsia" w:cstheme="majorBidi"/>
-      <w:color w:val="2F5496" w:themeColor="accent1" w:themeShade="BF"/>
+      <w:color w:val="0F4761" w:themeColor="accent1" w:themeShade="BF"/>
       <w:sz w:val="28"/>
       <w:szCs w:val="28"/>
     </w:rPr>
@@ -2267,12 +1723,12 @@
     <w:link w:val="Heading4"/>
     <w:uiPriority w:val="9"/>
     <w:semiHidden/>
-    <w:rsid w:val="00FC5A1B"/>
+    <w:rsid w:val="00CE54B0"/>
     <w:rPr>
       <w:rFonts w:eastAsiaTheme="majorEastAsia" w:cstheme="majorBidi"/>
       <w:i/>
       <w:iCs/>
-      <w:color w:val="2F5496" w:themeColor="accent1" w:themeShade="BF"/>
+      <w:color w:val="0F4761" w:themeColor="accent1" w:themeShade="BF"/>
     </w:rPr>
   </w:style>
   <w:style w:type="character" w:customStyle="1" w:styleId="Heading5Char">
@@ -2281,10 +1737,10 @@
     <w:link w:val="Heading5"/>
     <w:uiPriority w:val="9"/>
     <w:semiHidden/>
-    <w:rsid w:val="00FC5A1B"/>
+    <w:rsid w:val="00CE54B0"/>
     <w:rPr>
       <w:rFonts w:eastAsiaTheme="majorEastAsia" w:cstheme="majorBidi"/>
-      <w:color w:val="2F5496" w:themeColor="accent1" w:themeShade="BF"/>
+      <w:color w:val="0F4761" w:themeColor="accent1" w:themeShade="BF"/>
     </w:rPr>
   </w:style>
   <w:style w:type="character" w:customStyle="1" w:styleId="Heading6Char">
@@ -2293,7 +1749,7 @@
     <w:link w:val="Heading6"/>
     <w:uiPriority w:val="9"/>
     <w:semiHidden/>
-    <w:rsid w:val="00FC5A1B"/>
+    <w:rsid w:val="00CE54B0"/>
     <w:rPr>
       <w:rFonts w:eastAsiaTheme="majorEastAsia" w:cstheme="majorBidi"/>
       <w:i/>
@@ -2307,7 +1763,7 @@
     <w:link w:val="Heading7"/>
     <w:uiPriority w:val="9"/>
     <w:semiHidden/>
-    <w:rsid w:val="00FC5A1B"/>
+    <w:rsid w:val="00CE54B0"/>
     <w:rPr>
       <w:rFonts w:eastAsiaTheme="majorEastAsia" w:cstheme="majorBidi"/>
       <w:color w:val="595959" w:themeColor="text1" w:themeTint="A6"/>
@@ -2319,7 +1775,7 @@
     <w:link w:val="Heading8"/>
     <w:uiPriority w:val="9"/>
     <w:semiHidden/>
-    <w:rsid w:val="00FC5A1B"/>
+    <w:rsid w:val="00CE54B0"/>
     <w:rPr>
       <w:rFonts w:eastAsiaTheme="majorEastAsia" w:cstheme="majorBidi"/>
       <w:i/>
@@ -2333,7 +1789,7 @@
     <w:link w:val="Heading9"/>
     <w:uiPriority w:val="9"/>
     <w:semiHidden/>
-    <w:rsid w:val="00FC5A1B"/>
+    <w:rsid w:val="00CE54B0"/>
     <w:rPr>
       <w:rFonts w:eastAsiaTheme="majorEastAsia" w:cstheme="majorBidi"/>
       <w:color w:val="272727" w:themeColor="text1" w:themeTint="D8"/>
@@ -2346,7 +1802,7 @@
     <w:link w:val="TitleChar"/>
     <w:uiPriority w:val="10"/>
     <w:qFormat/>
-    <w:rsid w:val="00FC5A1B"/>
+    <w:rsid w:val="00CE54B0"/>
     <w:pPr>
       <w:spacing w:after="80" w:line="240" w:lineRule="auto"/>
       <w:contextualSpacing/>
@@ -2364,7 +1820,7 @@
     <w:basedOn w:val="DefaultParagraphFont"/>
     <w:link w:val="Title"/>
     <w:uiPriority w:val="10"/>
-    <w:rsid w:val="00FC5A1B"/>
+    <w:rsid w:val="00CE54B0"/>
     <w:rPr>
       <w:rFonts w:asciiTheme="majorHAnsi" w:eastAsiaTheme="majorEastAsia" w:hAnsiTheme="majorHAnsi" w:cstheme="majorBidi"/>
       <w:spacing w:val="-10"/>
@@ -2380,7 +1836,7 @@
     <w:link w:val="SubtitleChar"/>
     <w:uiPriority w:val="11"/>
     <w:qFormat/>
-    <w:rsid w:val="00FC5A1B"/>
+    <w:rsid w:val="00CE54B0"/>
     <w:pPr>
       <w:numPr>
         <w:ilvl w:val="1"/>
@@ -2399,7 +1855,7 @@
     <w:basedOn w:val="DefaultParagraphFont"/>
     <w:link w:val="Subtitle"/>
     <w:uiPriority w:val="11"/>
-    <w:rsid w:val="00FC5A1B"/>
+    <w:rsid w:val="00CE54B0"/>
     <w:rPr>
       <w:rFonts w:eastAsiaTheme="majorEastAsia" w:cstheme="majorBidi"/>
       <w:color w:val="595959" w:themeColor="text1" w:themeTint="A6"/>
@@ -2415,7 +1871,7 @@
     <w:link w:val="QuoteChar"/>
     <w:uiPriority w:val="29"/>
     <w:qFormat/>
-    <w:rsid w:val="00FC5A1B"/>
+    <w:rsid w:val="00CE54B0"/>
     <w:pPr>
       <w:spacing w:before="160"/>
       <w:jc w:val="center"/>
@@ -2431,7 +1887,7 @@
     <w:basedOn w:val="DefaultParagraphFont"/>
     <w:link w:val="Quote"/>
     <w:uiPriority w:val="29"/>
-    <w:rsid w:val="00FC5A1B"/>
+    <w:rsid w:val="00CE54B0"/>
     <w:rPr>
       <w:i/>
       <w:iCs/>
@@ -2443,7 +1899,7 @@
     <w:basedOn w:val="Normal"/>
     <w:uiPriority w:val="34"/>
     <w:qFormat/>
-    <w:rsid w:val="00FC5A1B"/>
+    <w:rsid w:val="00CE54B0"/>
     <w:pPr>
       <w:ind w:left="720"/>
       <w:contextualSpacing/>
@@ -2454,11 +1910,11 @@
     <w:basedOn w:val="DefaultParagraphFont"/>
     <w:uiPriority w:val="21"/>
     <w:qFormat/>
-    <w:rsid w:val="00FC5A1B"/>
+    <w:rsid w:val="00CE54B0"/>
     <w:rPr>
       <w:i/>
       <w:iCs/>
-      <w:color w:val="2F5496" w:themeColor="accent1" w:themeShade="BF"/>
+      <w:color w:val="0F4761" w:themeColor="accent1" w:themeShade="BF"/>
     </w:rPr>
   </w:style>
   <w:style w:type="paragraph" w:styleId="IntenseQuote">
@@ -2468,11 +1924,11 @@
     <w:link w:val="IntenseQuoteChar"/>
     <w:uiPriority w:val="30"/>
     <w:qFormat/>
-    <w:rsid w:val="00FC5A1B"/>
+    <w:rsid w:val="00CE54B0"/>
     <w:pPr>
       <w:pBdr>
-        <w:top w:val="single" w:sz="4" w:space="10" w:color="2F5496" w:themeColor="accent1" w:themeShade="BF"/>
-        <w:bottom w:val="single" w:sz="4" w:space="10" w:color="2F5496" w:themeColor="accent1" w:themeShade="BF"/>
+        <w:top w:val="single" w:sz="4" w:space="10" w:color="0F4761" w:themeColor="accent1" w:themeShade="BF"/>
+        <w:bottom w:val="single" w:sz="4" w:space="10" w:color="0F4761" w:themeColor="accent1" w:themeShade="BF"/>
       </w:pBdr>
       <w:spacing w:before="360" w:after="360"/>
       <w:ind w:left="864" w:right="864"/>
@@ -2481,7 +1937,7 @@
     <w:rPr>
       <w:i/>
       <w:iCs/>
-      <w:color w:val="2F5496" w:themeColor="accent1" w:themeShade="BF"/>
+      <w:color w:val="0F4761" w:themeColor="accent1" w:themeShade="BF"/>
     </w:rPr>
   </w:style>
   <w:style w:type="character" w:customStyle="1" w:styleId="IntenseQuoteChar">
@@ -2489,11 +1945,11 @@
     <w:basedOn w:val="DefaultParagraphFont"/>
     <w:link w:val="IntenseQuote"/>
     <w:uiPriority w:val="30"/>
-    <w:rsid w:val="00FC5A1B"/>
+    <w:rsid w:val="00CE54B0"/>
     <w:rPr>
       <w:i/>
       <w:iCs/>
-      <w:color w:val="2F5496" w:themeColor="accent1" w:themeShade="BF"/>
+      <w:color w:val="0F4761" w:themeColor="accent1" w:themeShade="BF"/>
     </w:rPr>
   </w:style>
   <w:style w:type="character" w:styleId="IntenseReference">
@@ -2501,12 +1957,12 @@
     <w:basedOn w:val="DefaultParagraphFont"/>
     <w:uiPriority w:val="32"/>
     <w:qFormat/>
-    <w:rsid w:val="00FC5A1B"/>
+    <w:rsid w:val="00CE54B0"/>
     <w:rPr>
       <w:b/>
       <w:bCs/>
       <w:smallCaps/>
-      <w:color w:val="2F5496" w:themeColor="accent1" w:themeShade="BF"/>
+      <w:color w:val="0F4761" w:themeColor="accent1" w:themeShade="BF"/>
       <w:spacing w:val="5"/>
     </w:rPr>
   </w:style>
@@ -2514,7 +1970,7 @@
 </file>
 
 <file path=word/theme/theme1.xml><?xml version="1.0" encoding="utf-8"?>
-<a:theme xmlns:a="http://schemas.openxmlformats.org/drawingml/2006/main" name="Office Theme">
+<a:theme xmlns:a="http://schemas.openxmlformats.org/drawingml/2006/main" name="نسق Office">
   <a:themeElements>
     <a:clrScheme name="Office">
       <a:dk1>
@@ -2524,39 +1980,39 @@
         <a:sysClr val="window" lastClr="FFFFFF"/>
       </a:lt1>
       <a:dk2>
-        <a:srgbClr val="44546A"/>
+        <a:srgbClr val="0E2841"/>
       </a:dk2>
       <a:lt2>
-        <a:srgbClr val="E7E6E6"/>
+        <a:srgbClr val="E8E8E8"/>
       </a:lt2>
       <a:accent1>
-        <a:srgbClr val="4472C4"/>
+        <a:srgbClr val="156082"/>
       </a:accent1>
       <a:accent2>
-        <a:srgbClr val="ED7D31"/>
+        <a:srgbClr val="E97132"/>
       </a:accent2>
       <a:accent3>
-        <a:srgbClr val="A5A5A5"/>
+        <a:srgbClr val="196B24"/>
       </a:accent3>
       <a:accent4>
-        <a:srgbClr val="FFC000"/>
+        <a:srgbClr val="0F9ED5"/>
       </a:accent4>
       <a:accent5>
-        <a:srgbClr val="5B9BD5"/>
+        <a:srgbClr val="A02B93"/>
       </a:accent5>
       <a:accent6>
-        <a:srgbClr val="70AD47"/>
+        <a:srgbClr val="4EA72E"/>
       </a:accent6>
       <a:hlink>
-        <a:srgbClr val="0563C1"/>
+        <a:srgbClr val="467886"/>
       </a:hlink>
       <a:folHlink>
-        <a:srgbClr val="954F72"/>
+        <a:srgbClr val="96607D"/>
       </a:folHlink>
     </a:clrScheme>
     <a:fontScheme name="Office">
       <a:majorFont>
-        <a:latin typeface="Calibri Light" panose="020F0302020204030204"/>
+        <a:latin typeface="Aptos Display" panose="02110004020202020204"/>
         <a:ea typeface=""/>
         <a:cs typeface=""/>
         <a:font script="Jpan" typeface="游ゴシック Light"/>
@@ -2608,7 +2064,7 @@
         <a:font script="Tfng" typeface="Ebrima"/>
       </a:majorFont>
       <a:minorFont>
-        <a:latin typeface="Calibri" panose="020F0502020204030204"/>
+        <a:latin typeface="Aptos" panose="02110004020202020204"/>
         <a:ea typeface=""/>
         <a:cs typeface=""/>
         <a:font script="Jpan" typeface="游明朝"/>
@@ -2719,13 +2175,6 @@
         </a:gradFill>
       </a:fillStyleLst>
       <a:lnStyleLst>
-        <a:ln w="6350" cap="flat" cmpd="sng" algn="ctr">
-          <a:solidFill>
-            <a:schemeClr val="phClr"/>
-          </a:solidFill>
-          <a:prstDash val="solid"/>
-          <a:miter lim="800000"/>
-        </a:ln>
         <a:ln w="12700" cap="flat" cmpd="sng" algn="ctr">
           <a:solidFill>
             <a:schemeClr val="phClr"/>
@@ -2734,6 +2183,13 @@
           <a:miter lim="800000"/>
         </a:ln>
         <a:ln w="19050" cap="flat" cmpd="sng" algn="ctr">
+          <a:solidFill>
+            <a:schemeClr val="phClr"/>
+          </a:solidFill>
+          <a:prstDash val="solid"/>
+          <a:miter lim="800000"/>
+        </a:ln>
+        <a:ln w="25400" cap="flat" cmpd="sng" algn="ctr">
           <a:solidFill>
             <a:schemeClr val="phClr"/>
           </a:solidFill>
@@ -2798,11 +2254,31 @@
       </a:bgFillStyleLst>
     </a:fmtScheme>
   </a:themeElements>
-  <a:objectDefaults/>
+  <a:objectDefaults>
+    <a:lnDef>
+      <a:spPr/>
+      <a:bodyPr/>
+      <a:lstStyle/>
+      <a:style>
+        <a:lnRef idx="2">
+          <a:schemeClr val="accent1"/>
+        </a:lnRef>
+        <a:fillRef idx="0">
+          <a:schemeClr val="accent1"/>
+        </a:fillRef>
+        <a:effectRef idx="1">
+          <a:schemeClr val="accent1"/>
+        </a:effectRef>
+        <a:fontRef idx="minor">
+          <a:schemeClr val="tx1"/>
+        </a:fontRef>
+      </a:style>
+    </a:lnDef>
+  </a:objectDefaults>
   <a:extraClrSchemeLst/>
   <a:extLst>
     <a:ext uri="{05A4C25C-085E-4340-85A3-A5531E510DB2}">
-      <thm15:themeFamily xmlns:thm15="http://schemas.microsoft.com/office/thememl/2012/main" name="Office Theme" id="{62F939B6-93AF-4DB8-9C6B-D6C7DFDC589F}" vid="{4A3C46E8-61CC-4603-A589-7422A47A8E4A}"/>
+      <thm15:themeFamily xmlns:thm15="http://schemas.microsoft.com/office/thememl/2012/main" name="Office Theme" id="{2E142A2C-CD16-42D6-873A-C26D2A0506FA}" vid="{1BDDFF52-6CD6-40A5-AB3C-68EB2F1E4D0A}"/>
     </a:ext>
   </a:extLst>
 </a:theme>

--- a/Excel/Excel-Notes-01.docx
+++ b/Excel/Excel-Notes-01.docx
@@ -1039,6 +1039,69 @@
         <w:t>================================================</w:t>
       </w:r>
     </w:p>
+    <w:p>
+      <w:r>
+        <w:lastRenderedPageBreak/>
+        <w:t>To insert a chart and change the style from the Chart Design tab:</w:t>
+      </w:r>
+    </w:p>
+    <w:p>
+      <w:r>
+        <w:rPr>
+          <w:noProof/>
+        </w:rPr>
+        <w:drawing>
+          <wp:inline distT="0" distB="0" distL="0" distR="0" wp14:anchorId="6B05E47F" wp14:editId="063F28F4">
+            <wp:extent cx="5943600" cy="3176270"/>
+            <wp:effectExtent l="0" t="0" r="0" b="5080"/>
+            <wp:docPr id="839579922" name="Picture 1"/>
+            <wp:cNvGraphicFramePr>
+              <a:graphicFrameLocks xmlns:a="http://schemas.openxmlformats.org/drawingml/2006/main" noChangeAspect="1"/>
+            </wp:cNvGraphicFramePr>
+            <a:graphic xmlns:a="http://schemas.openxmlformats.org/drawingml/2006/main">
+              <a:graphicData uri="http://schemas.openxmlformats.org/drawingml/2006/picture">
+                <pic:pic xmlns:pic="http://schemas.openxmlformats.org/drawingml/2006/picture">
+                  <pic:nvPicPr>
+                    <pic:cNvPr id="839579922" name="Picture 839579922"/>
+                    <pic:cNvPicPr/>
+                  </pic:nvPicPr>
+                  <pic:blipFill>
+                    <a:blip r:embed="rId20">
+                      <a:extLst>
+                        <a:ext uri="{28A0092B-C50C-407E-A947-70E740481C1C}">
+                          <a14:useLocalDpi xmlns:a14="http://schemas.microsoft.com/office/drawing/2010/main" val="0"/>
+                        </a:ext>
+                      </a:extLst>
+                    </a:blip>
+                    <a:stretch>
+                      <a:fillRect/>
+                    </a:stretch>
+                  </pic:blipFill>
+                  <pic:spPr>
+                    <a:xfrm>
+                      <a:off x="0" y="0"/>
+                      <a:ext cx="5943600" cy="3176270"/>
+                    </a:xfrm>
+                    <a:prstGeom prst="rect">
+                      <a:avLst/>
+                    </a:prstGeom>
+                  </pic:spPr>
+                </pic:pic>
+              </a:graphicData>
+            </a:graphic>
+          </wp:inline>
+        </w:drawing>
+      </w:r>
+    </w:p>
+    <w:p>
+      <w:pPr>
+        <w:ind w:left="720" w:firstLine="720"/>
+      </w:pPr>
+      <w:r>
+        <w:t>================================================</w:t>
+      </w:r>
+    </w:p>
+    <w:p/>
     <w:sectPr>
       <w:pgSz w:w="12240" w:h="15840"/>
       <w:pgMar w:top="1440" w:right="1440" w:bottom="1440" w:left="1440" w:header="708" w:footer="708" w:gutter="0"/>

--- a/Excel/Excel-Notes-01.docx
+++ b/Excel/Excel-Notes-01.docx
@@ -1051,9 +1051,9 @@
           <w:noProof/>
         </w:rPr>
         <w:drawing>
-          <wp:inline distT="0" distB="0" distL="0" distR="0" wp14:anchorId="6B05E47F" wp14:editId="063F28F4">
-            <wp:extent cx="5943600" cy="3176270"/>
-            <wp:effectExtent l="0" t="0" r="0" b="5080"/>
+          <wp:inline distT="0" distB="0" distL="0" distR="0" wp14:anchorId="6B05E47F" wp14:editId="63681AE1">
+            <wp:extent cx="6715959" cy="3589020"/>
+            <wp:effectExtent l="0" t="0" r="8890" b="0"/>
             <wp:docPr id="839579922" name="Picture 1"/>
             <wp:cNvGraphicFramePr>
               <a:graphicFrameLocks xmlns:a="http://schemas.openxmlformats.org/drawingml/2006/main" noChangeAspect="1"/>
@@ -1080,7 +1080,7 @@
                   <pic:spPr>
                     <a:xfrm>
                       <a:off x="0" y="0"/>
-                      <a:ext cx="5943600" cy="3176270"/>
+                      <a:ext cx="6722019" cy="3592259"/>
                     </a:xfrm>
                     <a:prstGeom prst="rect">
                       <a:avLst/>
